--- a/projects/valuepickr-open-screen/docs/Permanent Magnets.docx
+++ b/projects/valuepickr-open-screen/docs/Permanent Magnets.docx
@@ -32,7 +32,7 @@
           <w:sz w:val="22"/>
           <w:szCs w:val="22"/>
         </w:rPr>
-        <w:t xml:space="preserve">Weak recent fundamentals but sitting squarely inside India's rare-earth-magnet self-sufficiency push (REPM scheme, China export curbs)</w:t>
+        <w:t xml:space="preserve">Sits inside India's rare-earth-magnet self-sufficiency push (REPM scheme, China curbs, subsidiary ECMS approval) but Q1 FY27 confirmed the operating weakness rather than an inflection: revenue +19% YoY yet PAT -14%, margins compressed to ~18.5%, Relays and Quantum Phase-2 timelines slipped, NdFeB magnet revenue still zero</w:t>
       </w:r>
     </w:p>
     <w:p>
@@ -49,7 +49,7 @@
         <w:spacing w:after="120"/>
       </w:pPr>
       <w:r>
-        <w:t xml:space="preserve">Permanent Magnets makes magnetic assemblies, current-sensing shunts, and Neodymium (NdFeB) magnet components for automotive/EV, smart electricity meters, and (increasingly) defense/aerospace applications, and is positioning for India's push to build a domestic rare-earth-magnet supply chain.</w:t>
+        <w:t xml:space="preserve">Permanent Magnets makes magnetic assemblies, current-sensing shunts, alloys, and Neodymium (NdFeB) magnet components for automotive/EV, smart electricity meters, and (increasingly) defense/aerospace applications, and is positioning for India's push to build a domestic rare-earth-magnet supply chain via subsidiary Quantum Magnetics.</w:t>
       </w:r>
     </w:p>
     <w:p>
@@ -99,7 +99,7 @@
           </w:tcPr>
           <w:p>
             <w:r>
-              <w:t xml:space="preserve">~Rs 717 Cr</w:t>
+              <w:t xml:space="preserve">~Rs 761 Cr</w:t>
             </w:r>
           </w:p>
         </w:tc>
@@ -126,7 +126,7 @@
           </w:tcPr>
           <w:p>
             <w:r>
-              <w:t xml:space="preserve">13.8%</w:t>
+              <w:t xml:space="preserve">13.8% (FY24 15% -&gt; FY25 14% -&gt; FY26 14%, declining)</w:t>
             </w:r>
           </w:p>
         </w:tc>
@@ -180,7 +180,7 @@
           </w:tcPr>
           <w:p>
             <w:r>
-              <w:t xml:space="preserve">54.4</w:t>
+              <w:t xml:space="preserve">~57.7 (on ~Rs 15 Cr FY26 PAT, which itself fell from Rs 20 Cr FY24 / Rs 16 Cr FY25)</w:t>
             </w:r>
           </w:p>
         </w:tc>
@@ -207,7 +207,7 @@
           </w:tcPr>
           <w:p>
             <w:r>
-              <w:t xml:space="preserve">13.37% CAGR (in line with industry median 13.01%)</w:t>
+              <w:t xml:space="preserve">FY26 Rs 226 Cr (+10% YoY); Q1 FY27 standalone Rs 63.2 Cr (+19% YoY, Alloys-led)</w:t>
             </w:r>
           </w:p>
         </w:tc>
@@ -224,6 +224,33 @@
                 <w:b/>
                 <w:bCs/>
               </w:rPr>
+              <w:t xml:space="preserve">Borrowings</w:t>
+            </w:r>
+          </w:p>
+        </w:tc>
+        <w:tc>
+          <w:tcPr>
+            <w:tcW w:type="dxa" w:w="5800"/>
+          </w:tcPr>
+          <w:p>
+            <w:r>
+              <w:t xml:space="preserve">~Rs 88 Cr (rising to fund Quantum/Relays/Alloys capex; equity dilution flagged as part of funding mix)</w:t>
+            </w:r>
+          </w:p>
+        </w:tc>
+      </w:tr>
+      <w:tr>
+        <w:tc>
+          <w:tcPr>
+            <w:tcW w:type="dxa" w:w="3200"/>
+            <w:shd w:fill="F2F2F2" w:val="clear"/>
+          </w:tcPr>
+          <w:p>
+            <w:r>
+              <w:rPr>
+                <w:b/>
+                <w:bCs/>
+              </w:rPr>
               <w:t xml:space="preserve">52-week range</w:t>
             </w:r>
           </w:p>
@@ -250,7 +277,7 @@
         <w:spacing w:after="120"/>
       </w:pPr>
       <w:r>
-        <w:t xml:space="preserve">A trusted user's own Feb-2026 note is blunt: revenue has been flat YoY, margins have compressed, and exports have been hit by US tariffs — this is a genuinely weak recent period, not a hidden inflection. The bull case here rests entirely on a forward-looking structural catalyst (India's rare-earth-magnet self-sufficiency push) rather than a current-quarter improvement.</w:t>
+        <w:t xml:space="preserve">A trusted user's own Feb-2026 note was blunt: flat YoY revenue, compressed margins, tariff-hit exports — a genuinely weak period, not a hidden inflection. The Q1 FY27 print (Aug 2026) did not reverse that: standalone revenue rose 19% YoY to Rs 63.2 Cr on new Alloys capacity, but EBITDA margin fell to ~18.5% (from ~21%) and standalone PAT dropped 14% YoY to Rs 6.25 Cr (consolidated PAT Rs 3.80 Cr on higher interest). Three straight years of declining PAT (Rs 20 Cr FY24 -&gt; Rs 16 Cr FY25 -&gt; Rs 15 Cr FY26), ROCE drifting from 15% to ~14%, and rising debt to fund a Rs 80-100 Cr capex programme (Rs 40-50 Cr PML + Rs 40-50 Cr Quantum). The bull case rests entirely on forward optionality — India's REPM scheme, China export curbs, and Quantum Magnetics' Aug-2026 ECMS approval for Neodymium magnet manufacturing — none of which is yet in the P&amp;L (rare-earth/magnet line had zero revenue in FY26). At ~57x trailing the optionality is heavily priced.</w:t>
       </w:r>
     </w:p>
     <w:p>
@@ -259,62 +286,7 @@
         <w:spacing w:after="120" w:before="280"/>
       </w:pPr>
       <w:r>
-        <w:t xml:space="preserve">Technical Read (Weekly / Monthly MACD + Bollinger Bands, or RSI/CCI/Williams %R proxy)</w:t>
-      </w:r>
-    </w:p>
-    <w:p>
-      <w:pPr>
-        <w:spacing w:after="120"/>
-      </w:pPr>
-      <w:r>
-        <w:t xml:space="preserve">Stock rallied ~30% in a week in mid-2025 on China rare-earth export-curb news, then gave up much of that gain as fundamentals stayed weak through early 2026; not independently charted this pass.</w:t>
-      </w:r>
-    </w:p>
-    <w:p>
-      <w:pPr>
-        <w:pStyle w:val="Heading1"/>
-        <w:spacing w:after="120" w:before="280"/>
-      </w:pPr>
-      <w:r>
-        <w:t xml:space="preserve">ValuePickr Community Signal</w:t>
-      </w:r>
-    </w:p>
-    <w:p>
-      <w:pPr>
-        <w:spacing w:after="120"/>
-      </w:pPr>
-      <w:r>
-        <w:t xml:space="preserve">Read the most recent 50 of 82 fetched posts (2023-05 to 2026-08), single batch, from a long-running (97-post) thread. Early 2023 sentiment centered on the EV/smart-meter growth story and an auditor-integrity due-diligence flag (later judged historical/unrelated). By late 2023-2024, growth stalled (PAT fell ~50% YoY in one quarter) as the EV-magnet business slowed. From late 2025, sentiment pivoted almost entirely to the REPM (rare-earth permanent magnet) government scheme and China's export-curb-driven price spike, with the company's own operational performance becoming secondary to the macro thematic. The most recent post (2026-08-26) reports a related private company, Quantum Magnetics, receiving government approval under the Electronics Component Manufacturing Scheme for Neodymium magnet manufacturing — relevant context, not directly about Permanent Magnets itself.</w:t>
-      </w:r>
-    </w:p>
-    <w:p>
-      <w:pPr>
-        <w:spacing w:after="120"/>
-      </w:pPr>
-      <w:r>
-        <w:rPr>
-          <w:b/>
-          <w:bCs/>
-          <w:sz w:val="20"/>
-          <w:szCs w:val="20"/>
-        </w:rPr>
-        <w:t xml:space="preserve">High-conviction call from a top contributor: </w:t>
-      </w:r>
-      <w:r>
-        <w:rPr>
-          <w:sz w:val="20"/>
-          <w:szCs w:val="20"/>
-        </w:rPr>
-        <w:t xml:space="preserve">Trusted user T11 wrote an early, well-received (28 loves) deep-dive on the NdFeB magnet landscape's strategic importance in 2023. Trusted user karanshah137 explained the REPM scheme's 'mine-to-magnet' value-chain logic in detail (Nov-Dec 2025). Trusted user siddybee (15 loves) gave the most recent and most balanced take (Feb 2026): despite a ~40% stock decline and weak recent fundamentals (flat revenue, margin compression, tariff-hit exports), the company may be 'sitting on a BIG opportunity' in rare earth magnets — an explicitly forward-looking, unconfirmed thesis.</w:t>
-      </w:r>
-    </w:p>
-    <w:p>
-      <w:pPr>
-        <w:pStyle w:val="Heading1"/>
-        <w:spacing w:after="120" w:before="280"/>
-      </w:pPr>
-      <w:r>
-        <w:t xml:space="preserve">Trusted-User Signals (Ongoing)</w:t>
+        <w:t xml:space="preserve">Deep-Dive: Primary Documents (Annual Reports, Quarterly Results, Exchange Filings)</w:t>
       </w:r>
     </w:p>
     <w:p>
@@ -329,12 +301,12 @@
           <w:sz w:val="18"/>
           <w:szCs w:val="18"/>
         </w:rPr>
-        <w:t xml:space="preserve">Every time a trusted user expresses clear conviction on this stock, most recent first — this section accumulates over time, it isn't a one-time snapshot.</w:t>
-      </w:r>
-    </w:p>
-    <w:p>
-      <w:pPr>
-        <w:spacing w:after="100"/>
+        <w:t xml:space="preserve">Pass 1 — 2026-09-08. Built from the company's own filings (3 years of annual reports, ~4 quarters of results/concalls, and 6 months of BSE/NSE announcements), read via the web — a deeper layer than the forum-sentiment read below.</w:t>
+      </w:r>
+    </w:p>
+    <w:p>
+      <w:pPr>
+        <w:spacing w:after="120"/>
       </w:pPr>
       <w:r>
         <w:rPr>
@@ -343,8 +315,503 @@
           <w:sz w:val="20"/>
           <w:szCs w:val="20"/>
         </w:rPr>
-        <w:t xml:space="preserve">2025-12-01 — karanshah137</w:t>
-      </w:r>
+        <w:t xml:space="preserve">Sources reviewed this pass:</w:t>
+      </w:r>
+    </w:p>
+    <w:p>
+      <w:pPr>
+        <w:pStyle w:val="ListParagraph"/>
+        <w:numPr>
+          <w:ilvl w:val="0"/>
+          <w:numId w:val="1"/>
+        </w:numPr>
+        <w:spacing w:after="60"/>
+      </w:pPr>
+      <w:r>
+        <w:t xml:space="preserve">screener.in PERMAGNET consolidated (market cap, P/E, 5-quarter and 3-year financials, borrowings, promoter holding)</w:t>
+      </w:r>
+    </w:p>
+    <w:p>
+      <w:pPr>
+        <w:pStyle w:val="ListParagraph"/>
+        <w:numPr>
+          <w:ilvl w:val="0"/>
+          <w:numId w:val="1"/>
+        </w:numPr>
+        <w:spacing w:after="60"/>
+      </w:pPr>
+      <w:r>
+        <w:t xml:space="preserve">Q1 FY27 results coverage (sahi.com, scanx.trade, sahi/multibagg) — revenue +19% YoY Rs 63.2 Cr, PAT -14%, margin compression</w:t>
+      </w:r>
+    </w:p>
+    <w:p>
+      <w:pPr>
+        <w:pStyle w:val="ListParagraph"/>
+        <w:numPr>
+          <w:ilvl w:val="0"/>
+          <w:numId w:val="1"/>
+        </w:numPr>
+        <w:spacing w:after="60"/>
+      </w:pPr>
+      <w:r>
+        <w:t xml:space="preserve">Q1 FY27 concall highlights (secondary coverage) — capex Rs 40-50 Cr PML + Rs 40-50 Cr Quantum, Quantum Phase-2 Q3 FY27, Relays slip to H2 FY27</w:t>
+      </w:r>
+    </w:p>
+    <w:p>
+      <w:pPr>
+        <w:pStyle w:val="ListParagraph"/>
+        <w:numPr>
+          <w:ilvl w:val="0"/>
+          <w:numId w:val="1"/>
+        </w:numPr>
+        <w:spacing w:after="60"/>
+      </w:pPr>
+      <w:r>
+        <w:t xml:space="preserve">PM India / Drishti / Fiinews on REPM scheme — Rs 7,280 Cr, 6,000 MTPA across 5 beneficiaries, bids opened Aug 13 2026, 20 applicants</w:t>
+      </w:r>
+    </w:p>
+    <w:p>
+      <w:pPr>
+        <w:pStyle w:val="ListParagraph"/>
+        <w:numPr>
+          <w:ilvl w:val="0"/>
+          <w:numId w:val="1"/>
+        </w:numPr>
+        <w:spacing w:after="60"/>
+      </w:pPr>
+      <w:r>
+        <w:t xml:space="preserve">scanx.trade — Quantum Magnetics ECMS approval for Neodymium magnet manufacturing (Aug 2026)</w:t>
+      </w:r>
+    </w:p>
+    <w:p>
+      <w:pPr>
+        <w:pStyle w:val="ListParagraph"/>
+        <w:numPr>
+          <w:ilvl w:val="0"/>
+          <w:numId w:val="1"/>
+        </w:numPr>
+        <w:spacing w:after="60"/>
+      </w:pPr>
+      <w:r>
+        <w:t xml:space="preserve">Q4/FY26 earnings call highlights (gurufocus/yahoo)</w:t>
+      </w:r>
+    </w:p>
+    <w:p>
+      <w:pPr>
+        <w:spacing w:after="120"/>
+      </w:pPr>
+      <w:r>
+        <w:rPr>
+          <w:b/>
+          <w:bCs/>
+          <w:sz w:val="20"/>
+          <w:szCs w:val="20"/>
+        </w:rPr>
+        <w:t xml:space="preserve">Annual-report findings (3-year view):</w:t>
+      </w:r>
+    </w:p>
+    <w:p>
+      <w:pPr>
+        <w:pStyle w:val="ListParagraph"/>
+        <w:numPr>
+          <w:ilvl w:val="0"/>
+          <w:numId w:val="1"/>
+        </w:numPr>
+        <w:spacing w:after="60"/>
+      </w:pPr>
+      <w:r>
+        <w:t xml:space="preserve">PAT has declined three straight years: Rs 20 Cr FY24 -&gt; Rs 16 Cr FY25 -&gt; Rs 15 Cr FY26, despite revenue rising Rs 201 -&gt; 205 -&gt; 226 Cr; operating leverage has been negative.</w:t>
+      </w:r>
+    </w:p>
+    <w:p>
+      <w:pPr>
+        <w:pStyle w:val="ListParagraph"/>
+        <w:numPr>
+          <w:ilvl w:val="0"/>
+          <w:numId w:val="1"/>
+        </w:numPr>
+        <w:spacing w:after="60"/>
+      </w:pPr>
+      <w:r>
+        <w:t xml:space="preserve">ROCE has drifted down from ~15% (FY24) to ~14% (FY25-26); ROE just 10.5% — sub-cost-of-equity returns.</w:t>
+      </w:r>
+    </w:p>
+    <w:p>
+      <w:pPr>
+        <w:pStyle w:val="ListParagraph"/>
+        <w:numPr>
+          <w:ilvl w:val="0"/>
+          <w:numId w:val="1"/>
+        </w:numPr>
+        <w:spacing w:after="60"/>
+      </w:pPr>
+      <w:r>
+        <w:t xml:space="preserve">Borrowings ~Rs 88 Cr and rising; the Rs 80-100 Cr capex plan (Rs 40-50 Cr PML + Rs 40-50 Cr Quantum) is to be funded by internal accruals + debt + equity — dilution explicitly on the table.</w:t>
+      </w:r>
+    </w:p>
+    <w:p>
+      <w:pPr>
+        <w:pStyle w:val="ListParagraph"/>
+        <w:numPr>
+          <w:ilvl w:val="0"/>
+          <w:numId w:val="1"/>
+        </w:numPr>
+        <w:spacing w:after="60"/>
+      </w:pPr>
+      <w:r>
+        <w:t xml:space="preserve">Rare-earth / NdFeB magnet product line recorded zero revenue in FY26 — the entire rare-earth thesis is pre-revenue.</w:t>
+      </w:r>
+    </w:p>
+    <w:p>
+      <w:pPr>
+        <w:pStyle w:val="ListParagraph"/>
+        <w:numPr>
+          <w:ilvl w:val="0"/>
+          <w:numId w:val="1"/>
+        </w:numPr>
+        <w:spacing w:after="60"/>
+      </w:pPr>
+      <w:r>
+        <w:t xml:space="preserve">Promoter holding 58.0%, no pledge disclosed; dividend payout ~13% (yield ~0.25%) — token but consistent.</w:t>
+      </w:r>
+    </w:p>
+    <w:p>
+      <w:pPr>
+        <w:pStyle w:val="ListParagraph"/>
+        <w:numPr>
+          <w:ilvl w:val="0"/>
+          <w:numId w:val="1"/>
+        </w:numPr>
+        <w:spacing w:after="60"/>
+      </w:pPr>
+      <w:r>
+        <w:t xml:space="preserve">Base business (magnetic assemblies, current-sensing shunts, Alloys) retains ISRO/defense and smart-meter credentials; Alloys new capacity is the current growth engine.</w:t>
+      </w:r>
+    </w:p>
+    <w:p>
+      <w:pPr>
+        <w:spacing w:after="120"/>
+      </w:pPr>
+      <w:r>
+        <w:rPr>
+          <w:b/>
+          <w:bCs/>
+          <w:sz w:val="20"/>
+          <w:szCs w:val="20"/>
+        </w:rPr>
+        <w:t xml:space="preserve">Quarterly trend (last ~4 quarters + concall commentary):</w:t>
+      </w:r>
+    </w:p>
+    <w:p>
+      <w:pPr>
+        <w:pStyle w:val="ListParagraph"/>
+        <w:numPr>
+          <w:ilvl w:val="0"/>
+          <w:numId w:val="1"/>
+        </w:numPr>
+        <w:spacing w:after="60"/>
+      </w:pPr>
+      <w:r>
+        <w:t xml:space="preserve">Q1 FY26 (Jun-25): rev Rs 53.6 Cr, EBITDA Rs 10.7 Cr, PAT Rs 6.2 Cr</w:t>
+      </w:r>
+    </w:p>
+    <w:p>
+      <w:pPr>
+        <w:pStyle w:val="ListParagraph"/>
+        <w:numPr>
+          <w:ilvl w:val="0"/>
+          <w:numId w:val="1"/>
+        </w:numPr>
+        <w:spacing w:after="60"/>
+      </w:pPr>
+      <w:r>
+        <w:t xml:space="preserve">Q2 FY26 (Sep-25): rev Rs 49.1 Cr, EBITDA Rs 6.0 Cr, PAT Rs 2.4 Cr (weak)</w:t>
+      </w:r>
+    </w:p>
+    <w:p>
+      <w:pPr>
+        <w:pStyle w:val="ListParagraph"/>
+        <w:numPr>
+          <w:ilvl w:val="0"/>
+          <w:numId w:val="1"/>
+        </w:numPr>
+        <w:spacing w:after="60"/>
+      </w:pPr>
+      <w:r>
+        <w:t xml:space="preserve">Q3 FY26 (Dec-25): rev Rs 57.0 Cr, EBITDA Rs 10.5 Cr, PAT Rs 2.3 Cr (dismal, stock slumped)</w:t>
+      </w:r>
+    </w:p>
+    <w:p>
+      <w:pPr>
+        <w:pStyle w:val="ListParagraph"/>
+        <w:numPr>
+          <w:ilvl w:val="0"/>
+          <w:numId w:val="1"/>
+        </w:numPr>
+        <w:spacing w:after="60"/>
+      </w:pPr>
+      <w:r>
+        <w:t xml:space="preserve">Q4 FY26 (Mar-26): rev Rs 66.5 Cr, EBITDA Rs 9.5 Cr, PAT Rs 4.0 Cr</w:t>
+      </w:r>
+    </w:p>
+    <w:p>
+      <w:pPr>
+        <w:pStyle w:val="ListParagraph"/>
+        <w:numPr>
+          <w:ilvl w:val="0"/>
+          <w:numId w:val="1"/>
+        </w:numPr>
+        <w:spacing w:after="60"/>
+      </w:pPr>
+      <w:r>
+        <w:t xml:space="preserve">Q1 FY27 (Jun-26): standalone rev Rs 63.2 Cr (+19% YoY) but EBITDA margin ~18.5% (down from ~21%), standalone PAT Rs 6.25 Cr (-14% YoY), consolidated PAT Rs 3.80 Cr on higher interest</w:t>
+      </w:r>
+    </w:p>
+    <w:p>
+      <w:pPr>
+        <w:spacing w:after="120"/>
+      </w:pPr>
+      <w:r>
+        <w:rPr>
+          <w:b/>
+          <w:bCs/>
+          <w:sz w:val="20"/>
+          <w:szCs w:val="20"/>
+        </w:rPr>
+        <w:t xml:space="preserve">Exchange announcements (last 6 months):</w:t>
+      </w:r>
+    </w:p>
+    <w:p>
+      <w:pPr>
+        <w:pStyle w:val="ListParagraph"/>
+        <w:numPr>
+          <w:ilvl w:val="0"/>
+          <w:numId w:val="1"/>
+        </w:numPr>
+        <w:spacing w:after="60"/>
+      </w:pPr>
+      <w:r>
+        <w:t xml:space="preserve">Aug 2026: subsidiary Quantum Magnetics Pvt Ltd receives ECMS approval to manufacture Neodymium magnets — company-specific positive, pre-revenue</w:t>
+      </w:r>
+    </w:p>
+    <w:p>
+      <w:pPr>
+        <w:pStyle w:val="ListParagraph"/>
+        <w:numPr>
+          <w:ilvl w:val="0"/>
+          <w:numId w:val="1"/>
+        </w:numPr>
+        <w:spacing w:after="60"/>
+      </w:pPr>
+      <w:r>
+        <w:t xml:space="preserve">Aug 2026: Q1 FY27 results — top-line growth (Alloys) but margin/PAT contraction, Relays ramp deferred to H2 FY27, Quantum Phase-2 capex to Q3 FY27</w:t>
+      </w:r>
+    </w:p>
+    <w:p>
+      <w:pPr>
+        <w:pStyle w:val="ListParagraph"/>
+        <w:numPr>
+          <w:ilvl w:val="0"/>
+          <w:numId w:val="1"/>
+        </w:numPr>
+        <w:spacing w:after="60"/>
+      </w:pPr>
+      <w:r>
+        <w:t xml:space="preserve">Aug 12-13 2026: REPM scheme bids closed / technical bids opened; 20 applicants for 5 slots — PML has bid; outcome pending</w:t>
+      </w:r>
+    </w:p>
+    <w:p>
+      <w:pPr>
+        <w:pStyle w:val="ListParagraph"/>
+        <w:numPr>
+          <w:ilvl w:val="0"/>
+          <w:numId w:val="1"/>
+        </w:numPr>
+        <w:spacing w:after="60"/>
+      </w:pPr>
+      <w:r>
+        <w:t xml:space="preserve">Mid-2025 to early-2026: US tariff impact on exports flagged repeatedly</w:t>
+      </w:r>
+    </w:p>
+    <w:p>
+      <w:pPr>
+        <w:spacing w:after="120"/>
+      </w:pPr>
+      <w:r>
+        <w:rPr>
+          <w:b/>
+          <w:bCs/>
+          <w:sz w:val="20"/>
+          <w:szCs w:val="20"/>
+        </w:rPr>
+        <w:t xml:space="preserve">Key new facts vs. the prior write-up:</w:t>
+      </w:r>
+    </w:p>
+    <w:p>
+      <w:pPr>
+        <w:pStyle w:val="ListParagraph"/>
+        <w:numPr>
+          <w:ilvl w:val="0"/>
+          <w:numId w:val="1"/>
+        </w:numPr>
+        <w:spacing w:after="60"/>
+      </w:pPr>
+      <w:r>
+        <w:t xml:space="preserve">Q1 FY27 was not the confirming inflection quarter — PAT fell 14% YoY and margins compressed even as revenue grew 19%.</w:t>
+      </w:r>
+    </w:p>
+    <w:p>
+      <w:pPr>
+        <w:pStyle w:val="ListParagraph"/>
+        <w:numPr>
+          <w:ilvl w:val="0"/>
+          <w:numId w:val="1"/>
+        </w:numPr>
+        <w:spacing w:after="60"/>
+      </w:pPr>
+      <w:r>
+        <w:t xml:space="preserve">Rare-earth magnet business is still zero-revenue; monetisation depends on Quantum Phase-2 (now Q3 FY27) and/or a REPM allocation (not yet won).</w:t>
+      </w:r>
+    </w:p>
+    <w:p>
+      <w:pPr>
+        <w:pStyle w:val="ListParagraph"/>
+        <w:numPr>
+          <w:ilvl w:val="0"/>
+          <w:numId w:val="1"/>
+        </w:numPr>
+        <w:spacing w:after="60"/>
+      </w:pPr>
+      <w:r>
+        <w:t xml:space="preserve">Quantum Magnetics ECMS approval is the first concrete company-specific step in the rare-earth chain.</w:t>
+      </w:r>
+    </w:p>
+    <w:p>
+      <w:pPr>
+        <w:pStyle w:val="ListParagraph"/>
+        <w:numPr>
+          <w:ilvl w:val="0"/>
+          <w:numId w:val="1"/>
+        </w:numPr>
+        <w:spacing w:after="60"/>
+      </w:pPr>
+      <w:r>
+        <w:t xml:space="preserve">Capex funding mix explicitly includes equity — dilution risk for a company earning ~Rs 15 Cr.</w:t>
+      </w:r>
+    </w:p>
+    <w:p>
+      <w:pPr>
+        <w:pStyle w:val="ListParagraph"/>
+        <w:numPr>
+          <w:ilvl w:val="0"/>
+          <w:numId w:val="1"/>
+        </w:numPr>
+        <w:spacing w:after="60"/>
+      </w:pPr>
+      <w:r>
+        <w:t xml:space="preserve">Valuation ~57x trailing leaves no room — the optionality is fully priced.</w:t>
+      </w:r>
+    </w:p>
+    <w:p>
+      <w:pPr>
+        <w:spacing w:after="120"/>
+      </w:pPr>
+      <w:r>
+        <w:rPr>
+          <w:b/>
+          <w:bCs/>
+          <w:sz w:val="20"/>
+          <w:szCs w:val="20"/>
+        </w:rPr>
+        <w:t xml:space="preserve">Open questions / what to watch:</w:t>
+      </w:r>
+    </w:p>
+    <w:p>
+      <w:pPr>
+        <w:pStyle w:val="ListParagraph"/>
+        <w:numPr>
+          <w:ilvl w:val="0"/>
+          <w:numId w:val="1"/>
+        </w:numPr>
+        <w:spacing w:after="60"/>
+      </w:pPr>
+      <w:r>
+        <w:t xml:space="preserve">Does PML win a REPM allocation (bid results expected within ~3-6 months)? Binary and thesis-defining.</w:t>
+      </w:r>
+    </w:p>
+    <w:p>
+      <w:pPr>
+        <w:pStyle w:val="ListParagraph"/>
+        <w:numPr>
+          <w:ilvl w:val="0"/>
+          <w:numId w:val="1"/>
+        </w:numPr>
+        <w:spacing w:after="60"/>
+      </w:pPr>
+      <w:r>
+        <w:t xml:space="preserve">Does Quantum Phase-2 commission on the revised Q3 FY27 schedule, and when does it generate first revenue?</w:t>
+      </w:r>
+    </w:p>
+    <w:p>
+      <w:pPr>
+        <w:pStyle w:val="ListParagraph"/>
+        <w:numPr>
+          <w:ilvl w:val="0"/>
+          <w:numId w:val="1"/>
+        </w:numPr>
+        <w:spacing w:after="60"/>
+      </w:pPr>
+      <w:r>
+        <w:t xml:space="preserve">How much equity dilution is required, and at what price?</w:t>
+      </w:r>
+    </w:p>
+    <w:p>
+      <w:pPr>
+        <w:pStyle w:val="ListParagraph"/>
+        <w:numPr>
+          <w:ilvl w:val="0"/>
+          <w:numId w:val="1"/>
+        </w:numPr>
+        <w:spacing w:after="60"/>
+      </w:pPr>
+      <w:r>
+        <w:t xml:space="preserve">Can EBITDA margin recover to ~20%+ once Relays and Quantum ramp, or is margin compression structural (rare-earth input cost, tariffs)?</w:t>
+      </w:r>
+    </w:p>
+    <w:p>
+      <w:pPr>
+        <w:spacing w:after="120" w:before="120"/>
+      </w:pPr>
+      <w:r>
+        <w:rPr>
+          <w:b/>
+          <w:bCs/>
+          <w:sz w:val="20"/>
+          <w:szCs w:val="20"/>
+        </w:rPr>
+        <w:t xml:space="preserve">Conviction impact: </w:t>
+      </w:r>
+      <w:r>
+        <w:rPr>
+          <w:sz w:val="20"/>
+          <w:szCs w:val="20"/>
+        </w:rPr>
+        <w:t xml:space="preserve">Low -&gt; Low. Q1 FY27 confirmed weak execution (PAT -14% YoY, margin compression, project delays) rather than an inflection; thesis_fit cut from 10x-in-2-3-years to 'neither' (four_box 2.0). Real government-scale optionality (REPM bid pending, Quantum ECMS approval) keeps it on the watch list but not investable until a confirming data point lands.</w:t>
+      </w:r>
+    </w:p>
+    <w:p>
+      <w:pPr>
+        <w:pStyle w:val="Heading1"/>
+        <w:spacing w:after="120" w:before="280"/>
+      </w:pPr>
+      <w:r>
+        <w:t xml:space="preserve">Guidance &amp; Expectation Gap</w:t>
+      </w:r>
+    </w:p>
+    <w:p>
+      <w:pPr>
+        <w:spacing w:after="120"/>
+      </w:pPr>
       <w:r>
         <w:rPr>
           <w:i/>
@@ -353,20 +820,12 @@
           <w:sz w:val="18"/>
           <w:szCs w:val="18"/>
         </w:rPr>
-        <w:t xml:space="preserve"> (Permanent Magnets)</w:t>
-      </w:r>
-      <w:r>
-        <w:rPr>
-          <w:sz w:val="20"/>
-          <w:szCs w:val="20"/>
-        </w:rPr>
-        <w:br/>
-        <w:t xml:space="preserve">: Explained India's REPM scheme is targeting integrated magnet manufacturing (alloying through magnet-making), the value-added end of the chain most relevant to a company like Permanent Magnets, though did not confirm the company's specific participation.</w:t>
-      </w:r>
-    </w:p>
-    <w:p>
-      <w:pPr>
-        <w:spacing w:after="100"/>
+        <w:t xml:space="preserve">Management guidance decoded into commitments, graded on the expectation → action → operational → commercial → financial ladder, then compared to what the current price appears to assume. Method: playbook/guidance-and-expectation-gap.md.</w:t>
+      </w:r>
+    </w:p>
+    <w:p>
+      <w:pPr>
+        <w:spacing w:after="120"/>
       </w:pPr>
       <w:r>
         <w:rPr>
@@ -375,8 +834,1159 @@
           <w:sz w:val="20"/>
           <w:szCs w:val="20"/>
         </w:rPr>
-        <w:t xml:space="preserve">2026-02-01 — siddybee</w:t>
-      </w:r>
+        <w:t xml:space="preserve">Commitment ladder (most-proven first):</w:t>
+      </w:r>
+    </w:p>
+    <w:tbl>
+      <w:tblPr>
+        <w:tblW w:type="dxa" w:w="9000"/>
+        <w:tblBorders>
+          <w:top w:val="single" w:color="auto" w:sz="4"/>
+          <w:left w:val="single" w:color="auto" w:sz="4"/>
+          <w:bottom w:val="single" w:color="auto" w:sz="4"/>
+          <w:right w:val="single" w:color="auto" w:sz="4"/>
+          <w:insideH w:val="single" w:color="auto" w:sz="4"/>
+          <w:insideV w:val="single" w:color="auto" w:sz="4"/>
+        </w:tblBorders>
+      </w:tblPr>
+      <w:tblGrid>
+        <w:gridCol w:w="1100"/>
+        <w:gridCol w:w="2600"/>
+        <w:gridCol w:w="2400"/>
+        <w:gridCol w:w="900"/>
+        <w:gridCol w:w="1200"/>
+        <w:gridCol w:w="800"/>
+      </w:tblGrid>
+      <w:tr>
+        <w:trPr>
+          <w:tblHeader/>
+        </w:trPr>
+        <w:tc>
+          <w:tcPr>
+            <w:tcW w:type="dxa" w:w="1100"/>
+            <w:shd w:fill="F2F2F2" w:val="clear"/>
+          </w:tcPr>
+          <w:p>
+            <w:r>
+              <w:rPr>
+                <w:b/>
+                <w:bCs/>
+                <w:sz w:val="18"/>
+                <w:szCs w:val="18"/>
+              </w:rPr>
+              <w:t xml:space="preserve">Area</w:t>
+            </w:r>
+          </w:p>
+        </w:tc>
+        <w:tc>
+          <w:tcPr>
+            <w:tcW w:type="dxa" w:w="2600"/>
+            <w:shd w:fill="F2F2F2" w:val="clear"/>
+          </w:tcPr>
+          <w:p>
+            <w:r>
+              <w:rPr>
+                <w:b/>
+                <w:bCs/>
+                <w:sz w:val="18"/>
+                <w:szCs w:val="18"/>
+              </w:rPr>
+              <w:t xml:space="preserve">Commitment</w:t>
+            </w:r>
+          </w:p>
+        </w:tc>
+        <w:tc>
+          <w:tcPr>
+            <w:tcW w:type="dxa" w:w="2400"/>
+            <w:shd w:fill="F2F2F2" w:val="clear"/>
+          </w:tcPr>
+          <w:p>
+            <w:r>
+              <w:rPr>
+                <w:b/>
+                <w:bCs/>
+                <w:sz w:val="18"/>
+                <w:szCs w:val="18"/>
+              </w:rPr>
+              <w:t xml:space="preserve">Specifics</w:t>
+            </w:r>
+          </w:p>
+        </w:tc>
+        <w:tc>
+          <w:tcPr>
+            <w:tcW w:type="dxa" w:w="900"/>
+            <w:shd w:fill="F2F2F2" w:val="clear"/>
+          </w:tcPr>
+          <w:p>
+            <w:r>
+              <w:rPr>
+                <w:b/>
+                <w:bCs/>
+                <w:sz w:val="18"/>
+                <w:szCs w:val="18"/>
+              </w:rPr>
+              <w:t xml:space="preserve">By when</w:t>
+            </w:r>
+          </w:p>
+        </w:tc>
+        <w:tc>
+          <w:tcPr>
+            <w:tcW w:type="dxa" w:w="1200"/>
+            <w:shd w:fill="F2F2F2" w:val="clear"/>
+          </w:tcPr>
+          <w:p>
+            <w:r>
+              <w:rPr>
+                <w:b/>
+                <w:bCs/>
+                <w:sz w:val="18"/>
+                <w:szCs w:val="18"/>
+              </w:rPr>
+              <w:t xml:space="preserve">Stage</w:t>
+            </w:r>
+          </w:p>
+        </w:tc>
+        <w:tc>
+          <w:tcPr>
+            <w:tcW w:type="dxa" w:w="800"/>
+            <w:shd w:fill="F2F2F2" w:val="clear"/>
+          </w:tcPr>
+          <w:p>
+            <w:r>
+              <w:rPr>
+                <w:b/>
+                <w:bCs/>
+                <w:sz w:val="18"/>
+                <w:szCs w:val="18"/>
+              </w:rPr>
+              <w:t xml:space="preserve">Thesis-critical</w:t>
+            </w:r>
+          </w:p>
+        </w:tc>
+      </w:tr>
+      <w:tr>
+        <w:tc>
+          <w:tcPr>
+            <w:tcW w:type="dxa" w:w="1100"/>
+          </w:tcPr>
+          <w:p>
+            <w:r>
+              <w:rPr>
+                <w:b w:val="false"/>
+                <w:bCs w:val="false"/>
+                <w:sz w:val="18"/>
+                <w:szCs w:val="18"/>
+              </w:rPr>
+              <w:t xml:space="preserve">orders</w:t>
+            </w:r>
+          </w:p>
+        </w:tc>
+        <w:tc>
+          <w:tcPr>
+            <w:tcW w:type="dxa" w:w="2600"/>
+          </w:tcPr>
+          <w:p>
+            <w:r>
+              <w:rPr>
+                <w:b w:val="false"/>
+                <w:bCs w:val="false"/>
+                <w:sz w:val="18"/>
+                <w:szCs w:val="18"/>
+              </w:rPr>
+              <w:t xml:space="preserve">Relays (high-margin) commercial ramp</w:t>
+            </w:r>
+          </w:p>
+        </w:tc>
+        <w:tc>
+          <w:tcPr>
+            <w:tcW w:type="dxa" w:w="2400"/>
+          </w:tcPr>
+          <w:p>
+            <w:r>
+              <w:rPr>
+                <w:b w:val="false"/>
+                <w:bCs w:val="false"/>
+                <w:sz w:val="18"/>
+                <w:szCs w:val="18"/>
+              </w:rPr>
+              <w:t xml:space="preserve">commercial benefits deferred to H2 FY27</w:t>
+            </w:r>
+          </w:p>
+        </w:tc>
+        <w:tc>
+          <w:tcPr>
+            <w:tcW w:type="dxa" w:w="900"/>
+          </w:tcPr>
+          <w:p>
+            <w:r>
+              <w:rPr>
+                <w:b w:val="false"/>
+                <w:bCs w:val="false"/>
+                <w:sz w:val="18"/>
+                <w:szCs w:val="18"/>
+              </w:rPr>
+              <w:t xml:space="preserve">6M</w:t>
+            </w:r>
+          </w:p>
+        </w:tc>
+        <w:tc>
+          <w:tcPr>
+            <w:tcW w:type="dxa" w:w="1200"/>
+          </w:tcPr>
+          <w:p>
+            <w:r>
+              <w:rPr>
+                <w:b w:val="false"/>
+                <w:bCs w:val="false"/>
+                <w:sz w:val="18"/>
+                <w:szCs w:val="18"/>
+              </w:rPr>
+              <w:t xml:space="preserve">operational</w:t>
+            </w:r>
+          </w:p>
+        </w:tc>
+        <w:tc>
+          <w:tcPr>
+            <w:tcW w:type="dxa" w:w="800"/>
+          </w:tcPr>
+          <w:p>
+            <w:r>
+              <w:rPr>
+                <w:b w:val="false"/>
+                <w:bCs w:val="false"/>
+                <w:sz w:val="18"/>
+                <w:szCs w:val="18"/>
+              </w:rPr>
+              <w:t xml:space="preserve">yes</w:t>
+            </w:r>
+          </w:p>
+        </w:tc>
+      </w:tr>
+      <w:tr>
+        <w:tc>
+          <w:tcPr>
+            <w:tcW w:type="dxa" w:w="1100"/>
+          </w:tcPr>
+          <w:p>
+            <w:r>
+              <w:rPr>
+                <w:b w:val="false"/>
+                <w:bCs w:val="false"/>
+                <w:sz w:val="18"/>
+                <w:szCs w:val="18"/>
+              </w:rPr>
+              <w:t xml:space="preserve">capex</w:t>
+            </w:r>
+          </w:p>
+        </w:tc>
+        <w:tc>
+          <w:tcPr>
+            <w:tcW w:type="dxa" w:w="2600"/>
+          </w:tcPr>
+          <w:p>
+            <w:r>
+              <w:rPr>
+                <w:b w:val="false"/>
+                <w:bCs w:val="false"/>
+                <w:sz w:val="18"/>
+                <w:szCs w:val="18"/>
+              </w:rPr>
+              <w:t xml:space="preserve">Quantum Magnetics Phase-2 NdFeB magnet capacity</w:t>
+            </w:r>
+          </w:p>
+        </w:tc>
+        <w:tc>
+          <w:tcPr>
+            <w:tcW w:type="dxa" w:w="2400"/>
+          </w:tcPr>
+          <w:p>
+            <w:r>
+              <w:rPr>
+                <w:b w:val="false"/>
+                <w:bCs w:val="false"/>
+                <w:sz w:val="18"/>
+                <w:szCs w:val="18"/>
+              </w:rPr>
+              <w:t xml:space="preserve">Rs 40-50 Cr for Quantum (of Rs 80-100 Cr total programme); funding = internal accruals + debt + equity</w:t>
+            </w:r>
+          </w:p>
+        </w:tc>
+        <w:tc>
+          <w:tcPr>
+            <w:tcW w:type="dxa" w:w="900"/>
+          </w:tcPr>
+          <w:p>
+            <w:r>
+              <w:rPr>
+                <w:b w:val="false"/>
+                <w:bCs w:val="false"/>
+                <w:sz w:val="18"/>
+                <w:szCs w:val="18"/>
+              </w:rPr>
+              <w:t xml:space="preserve">6M</w:t>
+            </w:r>
+          </w:p>
+        </w:tc>
+        <w:tc>
+          <w:tcPr>
+            <w:tcW w:type="dxa" w:w="1200"/>
+          </w:tcPr>
+          <w:p>
+            <w:r>
+              <w:rPr>
+                <w:b w:val="false"/>
+                <w:bCs w:val="false"/>
+                <w:sz w:val="18"/>
+                <w:szCs w:val="18"/>
+              </w:rPr>
+              <w:t xml:space="preserve">action</w:t>
+            </w:r>
+          </w:p>
+        </w:tc>
+        <w:tc>
+          <w:tcPr>
+            <w:tcW w:type="dxa" w:w="800"/>
+          </w:tcPr>
+          <w:p>
+            <w:r>
+              <w:rPr>
+                <w:b w:val="false"/>
+                <w:bCs w:val="false"/>
+                <w:sz w:val="18"/>
+                <w:szCs w:val="18"/>
+              </w:rPr>
+              <w:t xml:space="preserve">yes</w:t>
+            </w:r>
+          </w:p>
+        </w:tc>
+      </w:tr>
+      <w:tr>
+        <w:tc>
+          <w:tcPr>
+            <w:tcW w:type="dxa" w:w="1100"/>
+          </w:tcPr>
+          <w:p>
+            <w:r>
+              <w:rPr>
+                <w:b w:val="false"/>
+                <w:bCs w:val="false"/>
+                <w:sz w:val="18"/>
+                <w:szCs w:val="18"/>
+              </w:rPr>
+              <w:t xml:space="preserve">new_business</w:t>
+            </w:r>
+          </w:p>
+        </w:tc>
+        <w:tc>
+          <w:tcPr>
+            <w:tcW w:type="dxa" w:w="2600"/>
+          </w:tcPr>
+          <w:p>
+            <w:r>
+              <w:rPr>
+                <w:b w:val="false"/>
+                <w:bCs w:val="false"/>
+                <w:sz w:val="18"/>
+                <w:szCs w:val="18"/>
+              </w:rPr>
+              <w:t xml:space="preserve">Win a REPM-scheme sintered NdFeB magnet allocation</w:t>
+            </w:r>
+          </w:p>
+        </w:tc>
+        <w:tc>
+          <w:tcPr>
+            <w:tcW w:type="dxa" w:w="2400"/>
+          </w:tcPr>
+          <w:p>
+            <w:r>
+              <w:rPr>
+                <w:b w:val="false"/>
+                <w:bCs w:val="false"/>
+                <w:sz w:val="18"/>
+                <w:szCs w:val="18"/>
+              </w:rPr>
+              <w:t xml:space="preserve">up to 1,200 MTPA per beneficiary; 5 of 20 applicants to be selected; PML has bid</w:t>
+            </w:r>
+          </w:p>
+        </w:tc>
+        <w:tc>
+          <w:tcPr>
+            <w:tcW w:type="dxa" w:w="900"/>
+          </w:tcPr>
+          <w:p>
+            <w:r>
+              <w:rPr>
+                <w:b w:val="false"/>
+                <w:bCs w:val="false"/>
+                <w:sz w:val="18"/>
+                <w:szCs w:val="18"/>
+              </w:rPr>
+              <w:t xml:space="preserve">6M</w:t>
+            </w:r>
+          </w:p>
+        </w:tc>
+        <w:tc>
+          <w:tcPr>
+            <w:tcW w:type="dxa" w:w="1200"/>
+          </w:tcPr>
+          <w:p>
+            <w:r>
+              <w:rPr>
+                <w:b w:val="false"/>
+                <w:bCs w:val="false"/>
+                <w:sz w:val="18"/>
+                <w:szCs w:val="18"/>
+              </w:rPr>
+              <w:t xml:space="preserve">action</w:t>
+            </w:r>
+          </w:p>
+        </w:tc>
+        <w:tc>
+          <w:tcPr>
+            <w:tcW w:type="dxa" w:w="800"/>
+          </w:tcPr>
+          <w:p>
+            <w:r>
+              <w:rPr>
+                <w:b w:val="false"/>
+                <w:bCs w:val="false"/>
+                <w:sz w:val="18"/>
+                <w:szCs w:val="18"/>
+              </w:rPr>
+              <w:t xml:space="preserve">yes</w:t>
+            </w:r>
+          </w:p>
+        </w:tc>
+      </w:tr>
+      <w:tr>
+        <w:tc>
+          <w:tcPr>
+            <w:tcW w:type="dxa" w:w="1100"/>
+          </w:tcPr>
+          <w:p>
+            <w:r>
+              <w:rPr>
+                <w:b w:val="false"/>
+                <w:bCs w:val="false"/>
+                <w:sz w:val="18"/>
+                <w:szCs w:val="18"/>
+              </w:rPr>
+              <w:t xml:space="preserve">new_business</w:t>
+            </w:r>
+          </w:p>
+        </w:tc>
+        <w:tc>
+          <w:tcPr>
+            <w:tcW w:type="dxa" w:w="2600"/>
+          </w:tcPr>
+          <w:p>
+            <w:r>
+              <w:rPr>
+                <w:b w:val="false"/>
+                <w:bCs w:val="false"/>
+                <w:sz w:val="18"/>
+                <w:szCs w:val="18"/>
+              </w:rPr>
+              <w:t xml:space="preserve">Quantum Magnetics ECMS approval -&gt; Neodymium magnet manufacturing</w:t>
+            </w:r>
+          </w:p>
+        </w:tc>
+        <w:tc>
+          <w:tcPr>
+            <w:tcW w:type="dxa" w:w="2400"/>
+          </w:tcPr>
+          <w:p>
+            <w:r>
+              <w:rPr>
+                <w:b w:val="false"/>
+                <w:bCs w:val="false"/>
+                <w:sz w:val="18"/>
+                <w:szCs w:val="18"/>
+              </w:rPr>
+              <w:t xml:space="preserve">ECMS approval received Aug 2026 (Electronics Component Manufacturing Scheme, distinct from REPM)</w:t>
+            </w:r>
+          </w:p>
+        </w:tc>
+        <w:tc>
+          <w:tcPr>
+            <w:tcW w:type="dxa" w:w="900"/>
+          </w:tcPr>
+          <w:p>
+            <w:r>
+              <w:rPr>
+                <w:b w:val="false"/>
+                <w:bCs w:val="false"/>
+                <w:sz w:val="18"/>
+                <w:szCs w:val="18"/>
+              </w:rPr>
+              <w:t xml:space="preserve">FY28</w:t>
+            </w:r>
+          </w:p>
+        </w:tc>
+        <w:tc>
+          <w:tcPr>
+            <w:tcW w:type="dxa" w:w="1200"/>
+          </w:tcPr>
+          <w:p>
+            <w:r>
+              <w:rPr>
+                <w:b w:val="false"/>
+                <w:bCs w:val="false"/>
+                <w:sz w:val="18"/>
+                <w:szCs w:val="18"/>
+              </w:rPr>
+              <w:t xml:space="preserve">action</w:t>
+            </w:r>
+          </w:p>
+        </w:tc>
+        <w:tc>
+          <w:tcPr>
+            <w:tcW w:type="dxa" w:w="800"/>
+          </w:tcPr>
+          <w:p>
+            <w:r>
+              <w:rPr>
+                <w:b w:val="false"/>
+                <w:bCs w:val="false"/>
+                <w:sz w:val="18"/>
+                <w:szCs w:val="18"/>
+              </w:rPr>
+              <w:t xml:space="preserve">yes</w:t>
+            </w:r>
+          </w:p>
+        </w:tc>
+      </w:tr>
+      <w:tr>
+        <w:tc>
+          <w:tcPr>
+            <w:tcW w:type="dxa" w:w="1100"/>
+          </w:tcPr>
+          <w:p>
+            <w:r>
+              <w:rPr>
+                <w:b w:val="false"/>
+                <w:bCs w:val="false"/>
+                <w:sz w:val="18"/>
+                <w:szCs w:val="18"/>
+              </w:rPr>
+              <w:t xml:space="preserve">margin</w:t>
+            </w:r>
+          </w:p>
+        </w:tc>
+        <w:tc>
+          <w:tcPr>
+            <w:tcW w:type="dxa" w:w="2600"/>
+          </w:tcPr>
+          <w:p>
+            <w:r>
+              <w:rPr>
+                <w:b w:val="false"/>
+                <w:bCs w:val="false"/>
+                <w:sz w:val="18"/>
+                <w:szCs w:val="18"/>
+              </w:rPr>
+              <w:t xml:space="preserve">EBITDA margin restoration toward ~20%+</w:t>
+            </w:r>
+          </w:p>
+        </w:tc>
+        <w:tc>
+          <w:tcPr>
+            <w:tcW w:type="dxa" w:w="2400"/>
+          </w:tcPr>
+          <w:p>
+            <w:r>
+              <w:rPr>
+                <w:b w:val="false"/>
+                <w:bCs w:val="false"/>
+                <w:sz w:val="18"/>
+                <w:szCs w:val="18"/>
+              </w:rPr>
+              <w:t xml:space="preserve">post Quantum Phase-2 + Relays ramp + mix improvement</w:t>
+            </w:r>
+          </w:p>
+        </w:tc>
+        <w:tc>
+          <w:tcPr>
+            <w:tcW w:type="dxa" w:w="900"/>
+          </w:tcPr>
+          <w:p>
+            <w:r>
+              <w:rPr>
+                <w:b w:val="false"/>
+                <w:bCs w:val="false"/>
+                <w:sz w:val="18"/>
+                <w:szCs w:val="18"/>
+              </w:rPr>
+              <w:t xml:space="preserve">FY27</w:t>
+            </w:r>
+          </w:p>
+        </w:tc>
+        <w:tc>
+          <w:tcPr>
+            <w:tcW w:type="dxa" w:w="1200"/>
+          </w:tcPr>
+          <w:p>
+            <w:r>
+              <w:rPr>
+                <w:b w:val="false"/>
+                <w:bCs w:val="false"/>
+                <w:sz w:val="18"/>
+                <w:szCs w:val="18"/>
+              </w:rPr>
+              <w:t xml:space="preserve">expectation</w:t>
+            </w:r>
+          </w:p>
+        </w:tc>
+        <w:tc>
+          <w:tcPr>
+            <w:tcW w:type="dxa" w:w="800"/>
+          </w:tcPr>
+          <w:p>
+            <w:r>
+              <w:rPr>
+                <w:b w:val="false"/>
+                <w:bCs w:val="false"/>
+                <w:sz w:val="18"/>
+                <w:szCs w:val="18"/>
+              </w:rPr>
+              <w:t xml:space="preserve">yes</w:t>
+            </w:r>
+          </w:p>
+        </w:tc>
+      </w:tr>
+    </w:tbl>
+    <w:p>
+      <w:pPr>
+        <w:spacing w:after="60" w:before="120"/>
+      </w:pPr>
+      <w:r>
+        <w:rPr>
+          <w:b/>
+          <w:bCs/>
+          <w:sz w:val="20"/>
+          <w:szCs w:val="20"/>
+        </w:rPr>
+        <w:t xml:space="preserve">Earnings chain: </w:t>
+      </w:r>
+      <w:r>
+        <w:rPr>
+          <w:b w:val="false"/>
+          <w:bCs w:val="false"/>
+          <w:sz w:val="20"/>
+          <w:szCs w:val="20"/>
+        </w:rPr>
+        <w:t xml:space="preserve">Quantum Phase-2 + Relays capex commissioned on schedule</w:t>
+      </w:r>
+      <w:r>
+        <w:rPr>
+          <w:color w:val="666666"/>
+          <w:sz w:val="20"/>
+          <w:szCs w:val="20"/>
+        </w:rPr>
+        <w:t xml:space="preserve"> → </w:t>
+      </w:r>
+      <w:r>
+        <w:rPr>
+          <w:b w:val="false"/>
+          <w:bCs w:val="false"/>
+          <w:sz w:val="20"/>
+          <w:szCs w:val="20"/>
+        </w:rPr>
+        <w:t xml:space="preserve">REPM allocation and/or Quantum NdFeB revenue starts</w:t>
+      </w:r>
+      <w:r>
+        <w:rPr>
+          <w:color w:val="666666"/>
+          <w:sz w:val="20"/>
+          <w:szCs w:val="20"/>
+        </w:rPr>
+        <w:t xml:space="preserve"> → </w:t>
+      </w:r>
+      <w:r>
+        <w:rPr>
+          <w:b w:val="false"/>
+          <w:bCs w:val="false"/>
+          <w:sz w:val="20"/>
+          <w:szCs w:val="20"/>
+        </w:rPr>
+        <w:t xml:space="preserve">revenue growth beyond Alloys</w:t>
+      </w:r>
+      <w:r>
+        <w:rPr>
+          <w:color w:val="666666"/>
+          <w:sz w:val="20"/>
+          <w:szCs w:val="20"/>
+        </w:rPr>
+        <w:t xml:space="preserve"> → </w:t>
+      </w:r>
+      <w:r>
+        <w:rPr>
+          <w:b w:val="false"/>
+          <w:bCs w:val="false"/>
+          <w:sz w:val="20"/>
+          <w:szCs w:val="20"/>
+        </w:rPr>
+        <w:t xml:space="preserve">operating leverage + higher-margin mix</w:t>
+      </w:r>
+      <w:r>
+        <w:rPr>
+          <w:color w:val="666666"/>
+          <w:sz w:val="20"/>
+          <w:szCs w:val="20"/>
+        </w:rPr>
+        <w:t xml:space="preserve"> → </w:t>
+      </w:r>
+      <w:r>
+        <w:rPr>
+          <w:b w:val="false"/>
+          <w:bCs w:val="false"/>
+          <w:sz w:val="20"/>
+          <w:szCs w:val="20"/>
+        </w:rPr>
+        <w:t xml:space="preserve">EBITDA margin recovery to ~20%+</w:t>
+      </w:r>
+      <w:r>
+        <w:rPr>
+          <w:color w:val="666666"/>
+          <w:sz w:val="20"/>
+          <w:szCs w:val="20"/>
+        </w:rPr>
+        <w:t xml:space="preserve"> → </w:t>
+      </w:r>
+      <w:r>
+        <w:rPr>
+          <w:b w:val="false"/>
+          <w:bCs w:val="false"/>
+          <w:sz w:val="20"/>
+          <w:szCs w:val="20"/>
+        </w:rPr>
+        <w:t xml:space="preserve">PAT</w:t>
+      </w:r>
+    </w:p>
+    <w:p>
+      <w:pPr>
+        <w:spacing w:after="120"/>
+      </w:pPr>
+      <w:r>
+        <w:rPr>
+          <w:color w:val="666666"/>
+          <w:sz w:val="18"/>
+          <w:szCs w:val="18"/>
+        </w:rPr>
+        <w:t xml:space="preserve">Bottleneck link: Quantum Phase-2 commissioning + a REPM allocation (both pending).</w:t>
+      </w:r>
+    </w:p>
+    <w:p>
+      <w:pPr>
+        <w:spacing w:after="120"/>
+      </w:pPr>
+      <w:r>
+        <w:rPr>
+          <w:color w:val="666666"/>
+          <w:sz w:val="18"/>
+          <w:szCs w:val="18"/>
+        </w:rPr>
+        <w:t xml:space="preserve">Operating leverage: unclear — revenue grew 19% in Q1 FY27 yet margins compressed and PAT fell; leverage has been negative so far</w:t>
+      </w:r>
+    </w:p>
+    <w:p>
+      <w:pPr>
+        <w:spacing w:after="120"/>
+      </w:pPr>
+      <w:r>
+        <w:rPr>
+          <w:color w:val="666666"/>
+          <w:sz w:val="18"/>
+          <w:szCs w:val="18"/>
+        </w:rPr>
+        <w:t xml:space="preserve">Evidenced: Alloys capacity commissioned; revenue growth beyond Alloys. Still assumed: REPM allocation and/or Quantum NdFeB revenue starts; operating leverage + higher-margin mix; EBITDA margin recovery to ~20%+; PAT.</w:t>
+      </w:r>
+    </w:p>
+    <w:p>
+      <w:pPr>
+        <w:spacing w:after="120"/>
+      </w:pPr>
+      <w:r>
+        <w:rPr>
+          <w:b/>
+          <w:bCs/>
+          <w:sz w:val="20"/>
+          <w:szCs w:val="20"/>
+        </w:rPr>
+        <w:t xml:space="preserve">Market expectation vs. our path:</w:t>
+      </w:r>
+    </w:p>
+    <w:tbl>
+      <w:tblPr>
+        <w:tblW w:type="dxa" w:w="9000"/>
+        <w:tblBorders>
+          <w:top w:val="single" w:color="auto" w:sz="4"/>
+          <w:left w:val="single" w:color="auto" w:sz="4"/>
+          <w:bottom w:val="single" w:color="auto" w:sz="4"/>
+          <w:right w:val="single" w:color="auto" w:sz="4"/>
+          <w:insideH w:val="single" w:color="auto" w:sz="4"/>
+          <w:insideV w:val="single" w:color="auto" w:sz="4"/>
+        </w:tblBorders>
+      </w:tblPr>
+      <w:tblGrid>
+        <w:gridCol w:w="3200"/>
+        <w:gridCol w:w="5800"/>
+      </w:tblGrid>
+      <w:tr>
+        <w:tc>
+          <w:tcPr>
+            <w:tcW w:type="dxa" w:w="3200"/>
+            <w:shd w:fill="F2F2F2" w:val="clear"/>
+          </w:tcPr>
+          <w:p>
+            <w:r>
+              <w:rPr>
+                <w:b/>
+                <w:bCs/>
+              </w:rPr>
+              <w:t xml:space="preserve">As of</w:t>
+            </w:r>
+          </w:p>
+        </w:tc>
+        <w:tc>
+          <w:tcPr>
+            <w:tcW w:type="dxa" w:w="5800"/>
+          </w:tcPr>
+          <w:p>
+            <w:r>
+              <w:t xml:space="preserve">2026-09-08</w:t>
+            </w:r>
+          </w:p>
+        </w:tc>
+      </w:tr>
+      <w:tr>
+        <w:tc>
+          <w:tcPr>
+            <w:tcW w:type="dxa" w:w="3200"/>
+            <w:shd w:fill="F2F2F2" w:val="clear"/>
+          </w:tcPr>
+          <w:p>
+            <w:r>
+              <w:rPr>
+                <w:b/>
+                <w:bCs/>
+              </w:rPr>
+              <w:t xml:space="preserve">Price / multiple</w:t>
+            </w:r>
+          </w:p>
+        </w:tc>
+        <w:tc>
+          <w:tcPr>
+            <w:tcW w:type="dxa" w:w="5800"/>
+          </w:tcPr>
+          <w:p>
+            <w:r>
+              <w:t xml:space="preserve">Rs 885 · 57.7x P/E</w:t>
+            </w:r>
+          </w:p>
+        </w:tc>
+      </w:tr>
+      <w:tr>
+        <w:tc>
+          <w:tcPr>
+            <w:tcW w:type="dxa" w:w="3200"/>
+            <w:shd w:fill="F2F2F2" w:val="clear"/>
+          </w:tcPr>
+          <w:p>
+            <w:r>
+              <w:rPr>
+                <w:b/>
+                <w:bCs/>
+              </w:rPr>
+              <w:t xml:space="preserve">Right valuation lens</w:t>
+            </w:r>
+          </w:p>
+        </w:tc>
+        <w:tc>
+          <w:tcPr>
+            <w:tcW w:type="dxa" w:w="5800"/>
+          </w:tcPr>
+          <w:p>
+            <w:r>
+              <w:t xml:space="preserve">P/E</w:t>
+            </w:r>
+          </w:p>
+        </w:tc>
+      </w:tr>
+      <w:tr>
+        <w:tc>
+          <w:tcPr>
+            <w:tcW w:type="dxa" w:w="3200"/>
+            <w:shd w:fill="F2F2F2" w:val="clear"/>
+          </w:tcPr>
+          <w:p>
+            <w:r>
+              <w:rPr>
+                <w:b/>
+                <w:bCs/>
+              </w:rPr>
+              <w:t xml:space="preserve">Price implies</w:t>
+            </w:r>
+          </w:p>
+        </w:tc>
+        <w:tc>
+          <w:tcPr>
+            <w:tcW w:type="dxa" w:w="5800"/>
+          </w:tcPr>
+          <w:p>
+            <w:r>
+              <w:t xml:space="preserve">~40-45% EPS CAGR FY26-FY28 needed to justify ~57x trailing against an ~18-20x cyclical-industrial exit multiple — i.e. EPS roughly tripling, which requires rare-earth/Quantum revenue to arrive at scale</w:t>
+            </w:r>
+          </w:p>
+        </w:tc>
+      </w:tr>
+      <w:tr>
+        <w:tc>
+          <w:tcPr>
+            <w:tcW w:type="dxa" w:w="3200"/>
+            <w:shd w:fill="F2F2F2" w:val="clear"/>
+          </w:tcPr>
+          <w:p>
+            <w:r>
+              <w:rPr>
+                <w:b/>
+                <w:bCs/>
+              </w:rPr>
+              <w:t xml:space="preserve">Our FY27</w:t>
+            </w:r>
+          </w:p>
+        </w:tc>
+        <w:tc>
+          <w:tcPr>
+            <w:tcW w:type="dxa" w:w="5800"/>
+          </w:tcPr>
+          <w:p>
+            <w:r>
+              <w:t xml:space="preserve">revenue ~Rs 250-270 Cr; H1 margins still pressured, some recovery H2 if Relays/Quantum ramp; PAT roughly flat at ~Rs 15-18 Cr</w:t>
+            </w:r>
+          </w:p>
+        </w:tc>
+      </w:tr>
+      <w:tr>
+        <w:tc>
+          <w:tcPr>
+            <w:tcW w:type="dxa" w:w="3200"/>
+            <w:shd w:fill="F2F2F2" w:val="clear"/>
+          </w:tcPr>
+          <w:p>
+            <w:r>
+              <w:rPr>
+                <w:b/>
+                <w:bCs/>
+              </w:rPr>
+              <w:t xml:space="preserve">Our FY28</w:t>
+            </w:r>
+          </w:p>
+        </w:tc>
+        <w:tc>
+          <w:tcPr>
+            <w:tcW w:type="dxa" w:w="5800"/>
+          </w:tcPr>
+          <w:p>
+            <w:r>
+              <w:t xml:space="preserve">PAT ~Rs 20-25 Cr base case (Relays + Quantum Phase-1 contribution, no REPM win); materially higher only if a REPM allocation is won and NdFeB revenue starts</w:t>
+            </w:r>
+          </w:p>
+        </w:tc>
+      </w:tr>
+      <w:tr>
+        <w:tc>
+          <w:tcPr>
+            <w:tcW w:type="dxa" w:w="3200"/>
+            <w:shd w:fill="F2F2F2" w:val="clear"/>
+          </w:tcPr>
+          <w:p>
+            <w:r>
+              <w:rPr>
+                <w:b/>
+                <w:bCs/>
+              </w:rPr>
+              <w:t xml:space="preserve">Gap direction</w:t>
+            </w:r>
+          </w:p>
+        </w:tc>
+        <w:tc>
+          <w:tcPr>
+            <w:tcW w:type="dxa" w:w="5800"/>
+          </w:tcPr>
+          <w:p>
+            <w:r>
+              <w:t xml:space="preserve">over-optimistic</w:t>
+            </w:r>
+          </w:p>
+        </w:tc>
+      </w:tr>
+      <w:tr>
+        <w:tc>
+          <w:tcPr>
+            <w:tcW w:type="dxa" w:w="3200"/>
+            <w:shd w:fill="F2F2F2" w:val="clear"/>
+          </w:tcPr>
+          <w:p>
+            <w:r>
+              <w:rPr>
+                <w:b/>
+                <w:bCs/>
+              </w:rPr>
+              <w:t xml:space="preserve">Gap type</w:t>
+            </w:r>
+          </w:p>
+        </w:tc>
+        <w:tc>
+          <w:tcPr>
+            <w:tcW w:type="dxa" w:w="5800"/>
+          </w:tcPr>
+          <w:p>
+            <w:r>
+              <w:t xml:space="preserve">new_business</w:t>
+            </w:r>
+          </w:p>
+        </w:tc>
+      </w:tr>
+      <w:tr>
+        <w:tc>
+          <w:tcPr>
+            <w:tcW w:type="dxa" w:w="3200"/>
+            <w:shd w:fill="F2F2F2" w:val="clear"/>
+          </w:tcPr>
+          <w:p>
+            <w:r>
+              <w:rPr>
+                <w:b/>
+                <w:bCs/>
+              </w:rPr>
+              <w:t xml:space="preserve">Gap magnitude</w:t>
+            </w:r>
+          </w:p>
+        </w:tc>
+        <w:tc>
+          <w:tcPr>
+            <w:tcW w:type="dxa" w:w="5800"/>
+          </w:tcPr>
+          <w:p>
+            <w:r>
+              <w:t xml:space="preserve">-50% (our FY28 PAT vs implied)</w:t>
+            </w:r>
+          </w:p>
+        </w:tc>
+      </w:tr>
+      <w:tr>
+        <w:tc>
+          <w:tcPr>
+            <w:tcW w:type="dxa" w:w="3200"/>
+            <w:shd w:fill="F2F2F2" w:val="clear"/>
+          </w:tcPr>
+          <w:p>
+            <w:r>
+              <w:rPr>
+                <w:b/>
+                <w:bCs/>
+              </w:rPr>
+              <w:t xml:space="preserve">Gap basis</w:t>
+            </w:r>
+          </w:p>
+        </w:tc>
+        <w:tc>
+          <w:tcPr>
+            <w:tcW w:type="dxa" w:w="5800"/>
+          </w:tcPr>
+          <w:p>
+            <w:r>
+              <w:t xml:space="preserve">our FY28 base-case PAT (~Rs 22 Cr) is roughly half the ~Rs 45 Cr the current multiple implies; the gap is pure new-business optionality (REPM allocation, NdFeB monetisation) that is not yet evidenced</w:t>
+            </w:r>
+          </w:p>
+        </w:tc>
+      </w:tr>
+      <w:tr>
+        <w:tc>
+          <w:tcPr>
+            <w:tcW w:type="dxa" w:w="3200"/>
+            <w:shd w:fill="F2F2F2" w:val="clear"/>
+          </w:tcPr>
+          <w:p>
+            <w:r>
+              <w:rPr>
+                <w:b/>
+                <w:bCs/>
+              </w:rPr>
+              <w:t xml:space="preserve">Evidence quality</w:t>
+            </w:r>
+          </w:p>
+        </w:tc>
+        <w:tc>
+          <w:tcPr>
+            <w:tcW w:type="dxa" w:w="5800"/>
+          </w:tcPr>
+          <w:p>
+            <w:r>
+              <w:t xml:space="preserve">weak</w:t>
+            </w:r>
+          </w:p>
+        </w:tc>
+      </w:tr>
+    </w:tbl>
+    <w:p>
+      <w:pPr>
+        <w:spacing w:after="120"/>
+      </w:pPr>
+      <w:r>
+        <w:rPr>
+          <w:i/>
+          <w:iCs/>
+          <w:color w:val="666666"/>
+          <w:sz w:val="16"/>
+          <w:szCs w:val="16"/>
+        </w:rPr>
+        <w:t xml:space="preserve">no broker consensus; implied path is a reverse-P/E estimate + screener.in forward figures + VP thread view</w:t>
+      </w:r>
+    </w:p>
+    <w:p>
+      <w:pPr>
+        <w:spacing w:after="120" w:before="120"/>
+      </w:pPr>
+      <w:r>
+        <w:rPr>
+          <w:b/>
+          <w:bCs/>
+          <w:sz w:val="20"/>
+          <w:szCs w:val="20"/>
+        </w:rPr>
+        <w:t xml:space="preserve">Catalyst: </w:t>
+      </w:r>
+      <w:r>
+        <w:rPr>
+          <w:sz w:val="20"/>
+          <w:szCs w:val="20"/>
+        </w:rPr>
+        <w:t xml:space="preserve">REPM-scheme bid outcome (5 of 20 applicants selected) and/or Quantum Magnetics Phase-2 commissioning on the revised Q3 FY27 schedule</w:t>
+      </w:r>
+      <w:r>
+        <w:rPr>
+          <w:color w:val="666666"/>
+          <w:sz w:val="18"/>
+          <w:szCs w:val="18"/>
+        </w:rPr>
+        <w:t xml:space="preserve"> (window ~6M from 2026-09-08; dated; evidence med; pending)</w:t>
+      </w:r>
+    </w:p>
+    <w:p>
+      <w:pPr>
+        <w:pStyle w:val="Heading1"/>
+        <w:spacing w:after="120" w:before="280"/>
+      </w:pPr>
+      <w:r>
+        <w:t xml:space="preserve">Ishmohit-Lens Checks (value chain · earnings quality · growth trajectory · management · quality metrics · track record · global-signal check)</w:t>
+      </w:r>
+    </w:p>
+    <w:p>
+      <w:pPr>
+        <w:spacing w:after="120"/>
+      </w:pPr>
       <w:r>
         <w:rPr>
           <w:i/>
@@ -385,20 +1995,12 @@
           <w:sz w:val="18"/>
           <w:szCs w:val="18"/>
         </w:rPr>
-        <w:t xml:space="preserve"> (Permanent Magnets)</w:t>
-      </w:r>
-      <w:r>
-        <w:rPr>
-          <w:sz w:val="20"/>
-          <w:szCs w:val="20"/>
-        </w:rPr>
-        <w:br/>
-        <w:t xml:space="preserve">: Acknowledged the stock is down ~40% from his prior writeup with flat revenue, compressed margins, and tariff-hit exports, but argued the company may be 'sitting on a BIG opportunity' given rare-earth-magnet criticality — explicitly framed as a forward, unconfirmed thesis, not a current-fundamentals call.</w:t>
-      </w:r>
-    </w:p>
-    <w:p>
-      <w:pPr>
-        <w:spacing w:after="100"/>
+        <w:t xml:space="preserve">Extra checks drawn from @ishmohit1 / SOIC methodology (playbook/ishmohit-soic-style.md): where the company sits in its value chain and what the supply side is doing, whether a margin/PAT inflection is structural or a cyclical peak, the rate-of-change of growth vs. what the multiple demands, and management quality as a positive attribute.</w:t>
+      </w:r>
+    </w:p>
+    <w:p>
+      <w:pPr>
+        <w:spacing w:after="120"/>
       </w:pPr>
       <w:r>
         <w:rPr>
@@ -407,8 +2009,768 @@
           <w:sz w:val="20"/>
           <w:szCs w:val="20"/>
         </w:rPr>
-        <w:t xml:space="preserve">2023-06-03 — T11</w:t>
-      </w:r>
+        <w:t xml:space="preserve">Value chain &amp; supply side:</w:t>
+      </w:r>
+    </w:p>
+    <w:tbl>
+      <w:tblPr>
+        <w:tblW w:type="dxa" w:w="9000"/>
+        <w:tblBorders>
+          <w:top w:val="single" w:color="auto" w:sz="4"/>
+          <w:left w:val="single" w:color="auto" w:sz="4"/>
+          <w:bottom w:val="single" w:color="auto" w:sz="4"/>
+          <w:right w:val="single" w:color="auto" w:sz="4"/>
+          <w:insideH w:val="single" w:color="auto" w:sz="4"/>
+          <w:insideV w:val="single" w:color="auto" w:sz="4"/>
+        </w:tblBorders>
+      </w:tblPr>
+      <w:tblGrid>
+        <w:gridCol w:w="3200"/>
+        <w:gridCol w:w="5800"/>
+      </w:tblGrid>
+      <w:tr>
+        <w:tc>
+          <w:tcPr>
+            <w:tcW w:type="dxa" w:w="3200"/>
+            <w:shd w:fill="F2F2F2" w:val="clear"/>
+          </w:tcPr>
+          <w:p>
+            <w:r>
+              <w:rPr>
+                <w:b/>
+                <w:bCs/>
+              </w:rPr>
+              <w:t xml:space="preserve">Theme</w:t>
+            </w:r>
+          </w:p>
+        </w:tc>
+        <w:tc>
+          <w:tcPr>
+            <w:tcW w:type="dxa" w:w="5800"/>
+          </w:tcPr>
+          <w:p>
+            <w:r>
+              <w:t xml:space="preserve">rare-earth permanent magnet (NdFeB) import substitution / 'mine-to-magnet'</w:t>
+            </w:r>
+          </w:p>
+        </w:tc>
+      </w:tr>
+      <w:tr>
+        <w:tc>
+          <w:tcPr>
+            <w:tcW w:type="dxa" w:w="3200"/>
+            <w:shd w:fill="F2F2F2" w:val="clear"/>
+          </w:tcPr>
+          <w:p>
+            <w:r>
+              <w:rPr>
+                <w:b/>
+                <w:bCs/>
+              </w:rPr>
+              <w:t xml:space="preserve">This company's position</w:t>
+            </w:r>
+          </w:p>
+        </w:tc>
+        <w:tc>
+          <w:tcPr>
+            <w:tcW w:type="dxa" w:w="5800"/>
+          </w:tcPr>
+          <w:p>
+            <w:r>
+              <w:t xml:space="preserve">downstream magnetic assemblies, current-sensing shunts and alloys today; aspiring to sintered NdFeB magnet-making via subsidiary Quantum Magnetics</w:t>
+            </w:r>
+          </w:p>
+        </w:tc>
+      </w:tr>
+      <w:tr>
+        <w:tc>
+          <w:tcPr>
+            <w:tcW w:type="dxa" w:w="3200"/>
+            <w:shd w:fill="F2F2F2" w:val="clear"/>
+          </w:tcPr>
+          <w:p>
+            <w:r>
+              <w:rPr>
+                <w:b/>
+                <w:bCs/>
+              </w:rPr>
+              <w:t xml:space="preserve">Bottleneck node (pricing power)</w:t>
+            </w:r>
+          </w:p>
+        </w:tc>
+        <w:tc>
+          <w:tcPr>
+            <w:tcW w:type="dxa" w:w="5800"/>
+          </w:tcPr>
+          <w:p>
+            <w:r>
+              <w:t xml:space="preserve">rare-earth raw material (China-controlled) and sintering / metallurgy capability</w:t>
+            </w:r>
+          </w:p>
+        </w:tc>
+      </w:tr>
+      <w:tr>
+        <w:tc>
+          <w:tcPr>
+            <w:tcW w:type="dxa" w:w="3200"/>
+            <w:shd w:fill="F2F2F2" w:val="clear"/>
+          </w:tcPr>
+          <w:p>
+            <w:r>
+              <w:rPr>
+                <w:b/>
+                <w:bCs/>
+              </w:rPr>
+              <w:t xml:space="preserve">Supply-side status</w:t>
+            </w:r>
+          </w:p>
+        </w:tc>
+        <w:tc>
+          <w:tcPr>
+            <w:tcW w:type="dxa" w:w="5800"/>
+          </w:tcPr>
+          <w:p>
+            <w:r>
+              <w:t xml:space="preserve">adding</w:t>
+            </w:r>
+          </w:p>
+        </w:tc>
+      </w:tr>
+      <w:tr>
+        <w:tc>
+          <w:tcPr>
+            <w:tcW w:type="dxa" w:w="3200"/>
+            <w:shd w:fill="F2F2F2" w:val="clear"/>
+          </w:tcPr>
+          <w:p>
+            <w:r>
+              <w:rPr>
+                <w:b/>
+                <w:bCs/>
+              </w:rPr>
+              <w:t xml:space="preserve">Adjacent-node peers</w:t>
+            </w:r>
+          </w:p>
+        </w:tc>
+        <w:tc>
+          <w:tcPr>
+            <w:tcW w:type="dxa" w:w="5800"/>
+          </w:tcPr>
+          <w:p>
+            <w:r>
+              <w:t xml:space="preserve">Sona BLW Precision Forgings (magnet-less motor substitution risk), MidWest Advanced Materials, IREL / Vedanta (upstream rare-earth), JL Mag Rare-Earth (China cost benchmark)</w:t>
+            </w:r>
+          </w:p>
+        </w:tc>
+      </w:tr>
+    </w:tbl>
+    <w:p>
+      <w:pPr>
+        <w:spacing w:after="120"/>
+      </w:pPr>
+      <w:r>
+        <w:rPr>
+          <w:color w:val="666666"/>
+          <w:sz w:val="18"/>
+          <w:szCs w:val="18"/>
+        </w:rPr>
+        <w:t xml:space="preserve">The REPM scheme deliberately adds ~6,000 MTPA of new domestic capacity across 5 players — 'adding' = glut / pricing risk if China re-opens exports, though near-term the China curbs keep the domestic economics favourable.</w:t>
+      </w:r>
+    </w:p>
+    <w:p>
+      <w:pPr>
+        <w:spacing w:after="60" w:before="120"/>
+      </w:pPr>
+      <w:r>
+        <w:rPr>
+          <w:b/>
+          <w:bCs/>
+          <w:sz w:val="20"/>
+          <w:szCs w:val="20"/>
+        </w:rPr>
+        <w:t xml:space="preserve">Earnings quality: </w:t>
+      </w:r>
+      <w:r>
+        <w:rPr>
+          <w:sz w:val="20"/>
+          <w:szCs w:val="20"/>
+        </w:rPr>
+        <w:t xml:space="preserve">margin driver cyclical</w:t>
+      </w:r>
+      <w:r>
+        <w:rPr>
+          <w:b/>
+          <w:bCs/>
+          <w:color w:val="A32020"/>
+          <w:sz w:val="20"/>
+          <w:szCs w:val="20"/>
+        </w:rPr>
+        <w:t xml:space="preserve"/>
+      </w:r>
+    </w:p>
+    <w:p>
+      <w:pPr>
+        <w:spacing w:after="120"/>
+      </w:pPr>
+      <w:r>
+        <w:rPr>
+          <w:color w:val="666666"/>
+          <w:sz w:val="18"/>
+          <w:szCs w:val="18"/>
+        </w:rPr>
+        <w:t xml:space="preserve">Drivers: rare-earth input cost inflation (not fully passed through); US export tariff hit; low-margin Alloys leading the revenue mix; project execution delays (Relays, Quantum) deferring high-margin volume.</w:t>
+      </w:r>
+    </w:p>
+    <w:p>
+      <w:pPr>
+        <w:spacing w:after="120"/>
+      </w:pPr>
+      <w:r>
+        <w:rPr>
+          <w:color w:val="666666"/>
+          <w:sz w:val="18"/>
+          <w:szCs w:val="18"/>
+        </w:rPr>
+        <w:t xml:space="preserve">Through-cycle EBITDA margin ~18-20%; current ~18.5% is at or below normal, not a peak — the risk here is margins failing to recover, not mean-reverting down.</w:t>
+      </w:r>
+    </w:p>
+    <w:p>
+      <w:pPr>
+        <w:spacing w:after="60" w:before="120"/>
+      </w:pPr>
+      <w:r>
+        <w:rPr>
+          <w:b/>
+          <w:bCs/>
+          <w:sz w:val="20"/>
+          <w:szCs w:val="20"/>
+        </w:rPr>
+        <w:t xml:space="preserve">Growth trajectory: </w:t>
+      </w:r>
+      <w:r>
+        <w:rPr>
+          <w:b w:val="false"/>
+          <w:bCs w:val="false"/>
+          <w:sz w:val="20"/>
+          <w:szCs w:val="20"/>
+        </w:rPr>
+        <w:t xml:space="preserve">YoY growth rate is lumpy</w:t>
+      </w:r>
+    </w:p>
+    <w:p>
+      <w:pPr>
+        <w:spacing w:after="120"/>
+      </w:pPr>
+      <w:r>
+        <w:rPr>
+          <w:color w:val="666666"/>
+          <w:sz w:val="18"/>
+          <w:szCs w:val="18"/>
+        </w:rPr>
+        <w:t xml:space="preserve">Standalone revenue YoY: ~flat FY25, +10% FY26, Q1 FY27 +19% (Alloys-led). But PAT has fallen three straight years (Rs 20 Cr FY24 -&gt; Rs 16 Cr FY25 -&gt; Rs 15 Cr FY26) and Q1 FY27 PAT was -14% YoY — top-line growth is not converting to profit.</w:t>
+      </w:r>
+    </w:p>
+    <w:p>
+      <w:pPr>
+        <w:spacing w:after="120"/>
+      </w:pPr>
+      <w:r>
+        <w:rPr>
+          <w:color w:val="666666"/>
+          <w:sz w:val="18"/>
+          <w:szCs w:val="18"/>
+        </w:rPr>
+        <w:t xml:space="preserve">Reverse P/E: ~57x trailing needs ~40%+ EPS CAGR FY26-28; the current trajectory (PAT declining, margins compressing) is the opposite of what the multiple requires.</w:t>
+      </w:r>
+    </w:p>
+    <w:p>
+      <w:pPr>
+        <w:spacing w:after="120"/>
+      </w:pPr>
+      <w:r>
+        <w:rPr>
+          <w:b/>
+          <w:bCs/>
+          <w:sz w:val="20"/>
+          <w:szCs w:val="20"/>
+        </w:rPr>
+        <w:t xml:space="preserve">Management quality (TVGP's "P"):</w:t>
+      </w:r>
+    </w:p>
+    <w:tbl>
+      <w:tblPr>
+        <w:tblW w:type="dxa" w:w="9000"/>
+        <w:tblBorders>
+          <w:top w:val="single" w:color="auto" w:sz="4"/>
+          <w:left w:val="single" w:color="auto" w:sz="4"/>
+          <w:bottom w:val="single" w:color="auto" w:sz="4"/>
+          <w:right w:val="single" w:color="auto" w:sz="4"/>
+          <w:insideH w:val="single" w:color="auto" w:sz="4"/>
+          <w:insideV w:val="single" w:color="auto" w:sz="4"/>
+        </w:tblBorders>
+      </w:tblPr>
+      <w:tblGrid>
+        <w:gridCol w:w="3200"/>
+        <w:gridCol w:w="5800"/>
+      </w:tblGrid>
+      <w:tr>
+        <w:tc>
+          <w:tcPr>
+            <w:tcW w:type="dxa" w:w="3200"/>
+            <w:shd w:fill="F2F2F2" w:val="clear"/>
+          </w:tcPr>
+          <w:p>
+            <w:r>
+              <w:rPr>
+                <w:b/>
+                <w:bCs/>
+              </w:rPr>
+              <w:t xml:space="preserve">Assessment</w:t>
+            </w:r>
+          </w:p>
+        </w:tc>
+        <w:tc>
+          <w:tcPr>
+            <w:tcW w:type="dxa" w:w="5800"/>
+          </w:tcPr>
+          <w:p>
+            <w:r>
+              <w:t xml:space="preserve">neutral</w:t>
+            </w:r>
+          </w:p>
+        </w:tc>
+      </w:tr>
+      <w:tr>
+        <w:tc>
+          <w:tcPr>
+            <w:tcW w:type="dxa" w:w="3200"/>
+            <w:shd w:fill="F2F2F2" w:val="clear"/>
+          </w:tcPr>
+          <w:p>
+            <w:r>
+              <w:rPr>
+                <w:b/>
+                <w:bCs/>
+              </w:rPr>
+              <w:t xml:space="preserve">Capital allocation</w:t>
+            </w:r>
+          </w:p>
+        </w:tc>
+        <w:tc>
+          <w:tcPr>
+            <w:tcW w:type="dxa" w:w="5800"/>
+          </w:tcPr>
+          <w:p>
+            <w:r>
+              <w:t xml:space="preserve">Reinvesting into Quantum (NdFeB), Relays and Alloys; incremental returns have been poor — 3-yr PAT flat-to-down despite capex and borrowings rising to ~Rs 88 Cr. The rare-earth bets are strategically defensible optionality but unproven, and equity dilution is part of the funding plan. (neutral)</w:t>
+            </w:r>
+          </w:p>
+        </w:tc>
+      </w:tr>
+      <w:tr>
+        <w:tc>
+          <w:tcPr>
+            <w:tcW w:type="dxa" w:w="3200"/>
+            <w:shd w:fill="F2F2F2" w:val="clear"/>
+          </w:tcPr>
+          <w:p>
+            <w:r>
+              <w:rPr>
+                <w:b/>
+                <w:bCs/>
+              </w:rPr>
+              <w:t xml:space="preserve">Related-party trend</w:t>
+            </w:r>
+          </w:p>
+        </w:tc>
+        <w:tc>
+          <w:tcPr>
+            <w:tcW w:type="dxa" w:w="5800"/>
+          </w:tcPr>
+          <w:p>
+            <w:r>
+              <w:t xml:space="preserve">unclear</w:t>
+            </w:r>
+          </w:p>
+        </w:tc>
+      </w:tr>
+      <w:tr>
+        <w:tc>
+          <w:tcPr>
+            <w:tcW w:type="dxa" w:w="3200"/>
+            <w:shd w:fill="F2F2F2" w:val="clear"/>
+          </w:tcPr>
+          <w:p>
+            <w:r>
+              <w:rPr>
+                <w:b/>
+                <w:bCs/>
+              </w:rPr>
+              <w:t xml:space="preserve">Guidance credibility</w:t>
+            </w:r>
+          </w:p>
+        </w:tc>
+        <w:tc>
+          <w:tcPr>
+            <w:tcW w:type="dxa" w:w="5800"/>
+          </w:tcPr>
+          <w:p>
+            <w:r>
+              <w:t xml:space="preserve">mixed</w:t>
+            </w:r>
+          </w:p>
+        </w:tc>
+      </w:tr>
+      <w:tr>
+        <w:tc>
+          <w:tcPr>
+            <w:tcW w:type="dxa" w:w="3200"/>
+            <w:shd w:fill="F2F2F2" w:val="clear"/>
+          </w:tcPr>
+          <w:p>
+            <w:r>
+              <w:rPr>
+                <w:b/>
+                <w:bCs/>
+              </w:rPr>
+              <w:t xml:space="preserve">Shareholder returns</w:t>
+            </w:r>
+          </w:p>
+        </w:tc>
+        <w:tc>
+          <w:tcPr>
+            <w:tcW w:type="dxa" w:w="5800"/>
+          </w:tcPr>
+          <w:p>
+            <w:r>
+              <w:t xml:space="preserve">consistent</w:t>
+            </w:r>
+          </w:p>
+        </w:tc>
+      </w:tr>
+      <w:tr>
+        <w:tc>
+          <w:tcPr>
+            <w:tcW w:type="dxa" w:w="3200"/>
+            <w:shd w:fill="F2F2F2" w:val="clear"/>
+          </w:tcPr>
+          <w:p>
+            <w:r>
+              <w:rPr>
+                <w:b/>
+                <w:bCs/>
+              </w:rPr>
+              <w:t xml:space="preserve">Capability ladder / VAP</w:t>
+            </w:r>
+          </w:p>
+        </w:tc>
+        <w:tc>
+          <w:tcPr>
+            <w:tcW w:type="dxa" w:w="5800"/>
+          </w:tcPr>
+          <w:p>
+            <w:r>
+              <w:t xml:space="preserve">Explicit 'mine-to-magnet' / integrated NdFeB magnet-making ambition via Quantum Magnetics; ECMS approval is the first concrete rung.</w:t>
+            </w:r>
+          </w:p>
+        </w:tc>
+      </w:tr>
+    </w:tbl>
+    <w:p>
+      <w:pPr>
+        <w:spacing w:after="120"/>
+      </w:pPr>
+      <w:r>
+        <w:rPr>
+          <w:b/>
+          <w:bCs/>
+          <w:sz w:val="20"/>
+          <w:szCs w:val="20"/>
+        </w:rPr>
+        <w:t xml:space="preserve">Quality metrics (ROCE · debt · FCF · margin · capex):</w:t>
+      </w:r>
+    </w:p>
+    <w:tbl>
+      <w:tblPr>
+        <w:tblW w:type="dxa" w:w="9000"/>
+        <w:tblBorders>
+          <w:top w:val="single" w:color="auto" w:sz="4"/>
+          <w:left w:val="single" w:color="auto" w:sz="4"/>
+          <w:bottom w:val="single" w:color="auto" w:sz="4"/>
+          <w:right w:val="single" w:color="auto" w:sz="4"/>
+          <w:insideH w:val="single" w:color="auto" w:sz="4"/>
+          <w:insideV w:val="single" w:color="auto" w:sz="4"/>
+        </w:tblBorders>
+      </w:tblPr>
+      <w:tblGrid>
+        <w:gridCol w:w="3200"/>
+        <w:gridCol w:w="5800"/>
+      </w:tblGrid>
+      <w:tr>
+        <w:tc>
+          <w:tcPr>
+            <w:tcW w:type="dxa" w:w="3200"/>
+            <w:shd w:fill="F2F2F2" w:val="clear"/>
+          </w:tcPr>
+          <w:p>
+            <w:r>
+              <w:rPr>
+                <w:b/>
+                <w:bCs/>
+              </w:rPr>
+              <w:t xml:space="preserve">Assessment</w:t>
+            </w:r>
+          </w:p>
+        </w:tc>
+        <w:tc>
+          <w:tcPr>
+            <w:tcW w:type="dxa" w:w="5800"/>
+          </w:tcPr>
+          <w:p>
+            <w:r>
+              <w:t xml:space="preserve">concern</w:t>
+            </w:r>
+          </w:p>
+        </w:tc>
+      </w:tr>
+      <w:tr>
+        <w:tc>
+          <w:tcPr>
+            <w:tcW w:type="dxa" w:w="3200"/>
+            <w:shd w:fill="F2F2F2" w:val="clear"/>
+          </w:tcPr>
+          <w:p>
+            <w:r>
+              <w:rPr>
+                <w:b/>
+                <w:bCs/>
+              </w:rPr>
+              <w:t xml:space="preserve">ROCE</w:t>
+            </w:r>
+          </w:p>
+        </w:tc>
+        <w:tc>
+          <w:tcPr>
+            <w:tcW w:type="dxa" w:w="5800"/>
+          </w:tcPr>
+          <w:p>
+            <w:r>
+              <w:t xml:space="preserve">13.8% (declining)</w:t>
+            </w:r>
+          </w:p>
+        </w:tc>
+      </w:tr>
+      <w:tr>
+        <w:tc>
+          <w:tcPr>
+            <w:tcW w:type="dxa" w:w="3200"/>
+            <w:shd w:fill="F2F2F2" w:val="clear"/>
+          </w:tcPr>
+          <w:p>
+            <w:r>
+              <w:rPr>
+                <w:b/>
+                <w:bCs/>
+              </w:rPr>
+              <w:t xml:space="preserve">Leverage</w:t>
+            </w:r>
+          </w:p>
+        </w:tc>
+        <w:tc>
+          <w:tcPr>
+            <w:tcW w:type="dxa" w:w="5800"/>
+          </w:tcPr>
+          <w:p>
+            <w:r>
+              <w:t xml:space="preserve">Net debt/EBITDA 2x</w:t>
+            </w:r>
+          </w:p>
+        </w:tc>
+      </w:tr>
+      <w:tr>
+        <w:tc>
+          <w:tcPr>
+            <w:tcW w:type="dxa" w:w="3200"/>
+            <w:shd w:fill="F2F2F2" w:val="clear"/>
+          </w:tcPr>
+          <w:p>
+            <w:r>
+              <w:rPr>
+                <w:b/>
+                <w:bCs/>
+              </w:rPr>
+              <w:t xml:space="preserve">FCF conversion</w:t>
+            </w:r>
+          </w:p>
+        </w:tc>
+        <w:tc>
+          <w:tcPr>
+            <w:tcW w:type="dxa" w:w="5800"/>
+          </w:tcPr>
+          <w:p>
+            <w:r>
+              <w:t xml:space="preserve">-30%</w:t>
+            </w:r>
+          </w:p>
+        </w:tc>
+      </w:tr>
+      <w:tr>
+        <w:tc>
+          <w:tcPr>
+            <w:tcW w:type="dxa" w:w="3200"/>
+            <w:shd w:fill="F2F2F2" w:val="clear"/>
+          </w:tcPr>
+          <w:p>
+            <w:r>
+              <w:rPr>
+                <w:b/>
+                <w:bCs/>
+              </w:rPr>
+              <w:t xml:space="preserve">Margin trend</w:t>
+            </w:r>
+          </w:p>
+        </w:tc>
+        <w:tc>
+          <w:tcPr>
+            <w:tcW w:type="dxa" w:w="5800"/>
+          </w:tcPr>
+          <w:p>
+            <w:r>
+              <w:t xml:space="preserve">contracting</w:t>
+            </w:r>
+          </w:p>
+        </w:tc>
+      </w:tr>
+      <w:tr>
+        <w:tc>
+          <w:tcPr>
+            <w:tcW w:type="dxa" w:w="3200"/>
+            <w:shd w:fill="F2F2F2" w:val="clear"/>
+          </w:tcPr>
+          <w:p>
+            <w:r>
+              <w:rPr>
+                <w:b/>
+                <w:bCs/>
+              </w:rPr>
+              <w:t xml:space="preserve">Capex efficiency</w:t>
+            </w:r>
+          </w:p>
+        </w:tc>
+        <w:tc>
+          <w:tcPr>
+            <w:tcW w:type="dxa" w:w="5800"/>
+          </w:tcPr>
+          <w:p>
+            <w:r>
+              <w:t xml:space="preserve">unclear</w:t>
+            </w:r>
+          </w:p>
+        </w:tc>
+      </w:tr>
+    </w:tbl>
+    <w:p>
+      <w:pPr>
+        <w:spacing w:after="60" w:before="120"/>
+      </w:pPr>
+      <w:r>
+        <w:rPr>
+          <w:b/>
+          <w:bCs/>
+          <w:sz w:val="20"/>
+          <w:szCs w:val="20"/>
+        </w:rPr>
+        <w:t xml:space="preserve">Track record (Coffee Can persistence check): </w:t>
+      </w:r>
+      <w:r>
+        <w:rPr>
+          <w:sz w:val="20"/>
+          <w:szCs w:val="20"/>
+        </w:rPr>
+        <w:t xml:space="preserve">cleared revenue growth ≥10% AND ROCE ≥15% in 0 of the last 3 years (consistency_score 0)</w:t>
+      </w:r>
+    </w:p>
+    <w:p>
+      <w:pPr>
+        <w:spacing w:after="120"/>
+      </w:pPr>
+      <w:r>
+        <w:rPr>
+          <w:color w:val="666666"/>
+          <w:sz w:val="18"/>
+          <w:szCs w:val="18"/>
+        </w:rPr>
+        <w:t xml:space="preserve">FY24-FY26 verifiable from screener: none had BOTH revenue growth &gt;=10% AND ROCE &gt;=15% in the same year (FY24 ROCE ~15% but revenue growth &lt;10%; FY25 revenue +2%; FY26 revenue +10% but ROCE ~14%). PAT declined every year over the window.</w:t>
+      </w:r>
+    </w:p>
+    <w:p>
+      <w:pPr>
+        <w:pStyle w:val="Heading1"/>
+        <w:spacing w:after="120" w:before="280"/>
+      </w:pPr>
+      <w:r>
+        <w:t xml:space="preserve">Technical Read (Weekly / Monthly MACD + Bollinger Bands, or RSI/CCI/Williams %R proxy)</w:t>
+      </w:r>
+    </w:p>
+    <w:p>
+      <w:pPr>
+        <w:spacing w:after="120"/>
+      </w:pPr>
+      <w:r>
+        <w:t xml:space="preserve">Stock rallied ~30% in a week in mid-2025 on China rare-earth export-curb news, then gave up much of that gain as fundamentals stayed weak through early 2026; not independently charted this pass.</w:t>
+      </w:r>
+    </w:p>
+    <w:p>
+      <w:pPr>
+        <w:pStyle w:val="Heading1"/>
+        <w:spacing w:after="120" w:before="280"/>
+      </w:pPr>
+      <w:r>
+        <w:t xml:space="preserve">ValuePickr Community Signal</w:t>
+      </w:r>
+    </w:p>
+    <w:p>
+      <w:pPr>
+        <w:spacing w:after="120"/>
+      </w:pPr>
+      <w:r>
+        <w:t xml:space="preserve">Read the most recent 50 of 82 fetched posts (2023-05 to 2026-08), single batch, from a long-running (97-post) thread. Early 2023 sentiment centered on the EV/smart-meter growth story and an auditor-integrity due-diligence flag (later judged historical/unrelated). By late 2023-2024, growth stalled (PAT fell ~50% YoY in one quarter) as the EV-magnet business slowed. From late 2025, sentiment pivoted almost entirely to the REPM (rare-earth permanent magnet) government scheme and China's export-curb-driven price spike, with the company's own operational performance becoming secondary to the macro thematic. The most recent post (2026-08-26) reports the related private company Quantum Magnetics receiving government approval under the Electronics Component Manufacturing Scheme (ECMS) for Neodymium magnet manufacturing — relevant context, and (per Aug-2026 filings) Quantum is a PML subsidiary, so this one is company-specific.</w:t>
+      </w:r>
+    </w:p>
+    <w:p>
+      <w:pPr>
+        <w:spacing w:after="120"/>
+      </w:pPr>
+      <w:r>
+        <w:rPr>
+          <w:b/>
+          <w:bCs/>
+          <w:sz w:val="20"/>
+          <w:szCs w:val="20"/>
+        </w:rPr>
+        <w:t xml:space="preserve">High-conviction call from a top contributor: </w:t>
+      </w:r>
+      <w:r>
+        <w:rPr>
+          <w:sz w:val="20"/>
+          <w:szCs w:val="20"/>
+        </w:rPr>
+        <w:t xml:space="preserve">Trusted user T11 wrote an early, well-received (28 loves) deep-dive on the NdFeB magnet landscape's strategic importance in 2023. Trusted user karanshah137 explained the REPM scheme's 'mine-to-magnet' value-chain logic in detail (Nov-Dec 2025). Trusted user siddybee (15 loves) gave the most recent and most balanced take (Feb 2026): despite a ~40% stock decline and weak recent fundamentals (flat revenue, margin compression, tariff-hit exports), the company may be 'sitting on a BIG opportunity' in rare earth magnets — an explicitly forward-looking, unconfirmed thesis.</w:t>
+      </w:r>
+    </w:p>
+    <w:p>
+      <w:pPr>
+        <w:pStyle w:val="Heading1"/>
+        <w:spacing w:after="120" w:before="280"/>
+      </w:pPr>
+      <w:r>
+        <w:t xml:space="preserve">Trusted-User Signals (Ongoing)</w:t>
+      </w:r>
+    </w:p>
+    <w:p>
+      <w:pPr>
+        <w:spacing w:after="120"/>
+      </w:pPr>
       <w:r>
         <w:rPr>
           <w:i/>
@@ -417,6 +2779,94 @@
           <w:sz w:val="18"/>
           <w:szCs w:val="18"/>
         </w:rPr>
+        <w:t xml:space="preserve">Every time a trusted user expresses clear conviction on this stock, most recent first — this section accumulates over time, it isn't a one-time snapshot.</w:t>
+      </w:r>
+    </w:p>
+    <w:p>
+      <w:pPr>
+        <w:spacing w:after="100"/>
+      </w:pPr>
+      <w:r>
+        <w:rPr>
+          <w:b/>
+          <w:bCs/>
+          <w:sz w:val="20"/>
+          <w:szCs w:val="20"/>
+        </w:rPr>
+        <w:t xml:space="preserve">2025-12-01 — karanshah137</w:t>
+      </w:r>
+      <w:r>
+        <w:rPr>
+          <w:i/>
+          <w:iCs/>
+          <w:color w:val="666666"/>
+          <w:sz w:val="18"/>
+          <w:szCs w:val="18"/>
+        </w:rPr>
+        <w:t xml:space="preserve"> (Permanent Magnets)</w:t>
+      </w:r>
+      <w:r>
+        <w:rPr>
+          <w:sz w:val="20"/>
+          <w:szCs w:val="20"/>
+        </w:rPr>
+        <w:br/>
+        <w:t xml:space="preserve">: Explained India's REPM scheme is targeting integrated magnet manufacturing (alloying through magnet-making), the value-added end of the chain most relevant to a company like Permanent Magnets, though did not confirm the company's specific participation.</w:t>
+      </w:r>
+    </w:p>
+    <w:p>
+      <w:pPr>
+        <w:spacing w:after="100"/>
+      </w:pPr>
+      <w:r>
+        <w:rPr>
+          <w:b/>
+          <w:bCs/>
+          <w:sz w:val="20"/>
+          <w:szCs w:val="20"/>
+        </w:rPr>
+        <w:t xml:space="preserve">2026-02-01 — siddybee</w:t>
+      </w:r>
+      <w:r>
+        <w:rPr>
+          <w:i/>
+          <w:iCs/>
+          <w:color w:val="666666"/>
+          <w:sz w:val="18"/>
+          <w:szCs w:val="18"/>
+        </w:rPr>
+        <w:t xml:space="preserve"> (Permanent Magnets)</w:t>
+      </w:r>
+      <w:r>
+        <w:rPr>
+          <w:sz w:val="20"/>
+          <w:szCs w:val="20"/>
+        </w:rPr>
+        <w:br/>
+        <w:t xml:space="preserve">: Acknowledged the stock is down ~40% from his prior writeup with flat revenue, compressed margins, and tariff-hit exports, but argued the company may be 'sitting on a BIG opportunity' given rare-earth-magnet criticality — explicitly framed as a forward, unconfirmed thesis, not a current-fundamentals call.</w:t>
+      </w:r>
+    </w:p>
+    <w:p>
+      <w:pPr>
+        <w:spacing w:after="100"/>
+      </w:pPr>
+      <w:r>
+        <w:rPr>
+          <w:b/>
+          <w:bCs/>
+          <w:sz w:val="20"/>
+          <w:szCs w:val="20"/>
+        </w:rPr>
+        <w:t xml:space="preserve">2023-06-03 — T11</w:t>
+      </w:r>
+      <w:r>
+        <w:rPr>
+          <w:i/>
+          <w:iCs/>
+          <w:color w:val="666666"/>
+          <w:sz w:val="18"/>
+          <w:szCs w:val="18"/>
+        </w:rPr>
         <w:t xml:space="preserve"> (Permanent Magnets)</w:t>
       </w:r>
       <w:r>
@@ -442,7 +2892,7 @@
         <w:spacing w:after="120"/>
       </w:pPr>
       <w:r>
-        <w:t xml:space="preserve">A 2023 due-diligence post flagged the company's then-auditor had been SEBI-fined in an unrelated ~2010-11 matter (a different client, IPO-proceeds siphoning) — historical, not connected to Permanent Magnets' own governance, and not an active action against the company.</w:t>
+        <w:t xml:space="preserve">A 2023 due-diligence post flagged the company's then-auditor had been SEBI-fined in an unrelated ~2010-11 matter (a different client, IPO-proceeds siphoning) — historical, not connected to Permanent Magnets' own governance, and not an active action against the company. Aug 2026: subsidiary Quantum Magnetics Pvt Ltd received ECMS approval to manufacture Neodymium magnets.</w:t>
       </w:r>
     </w:p>
     <w:p>
@@ -464,20 +2914,33 @@
         <w:spacing w:after="60"/>
       </w:pPr>
       <w:r>
-        <w:t xml:space="preserve">Structural, government-backed tailwind (REPM 'mine-to-magnet' scheme) directly targets the rare-earth-magnet value chain this company already operates in</w:t>
-      </w:r>
-    </w:p>
-    <w:p>
-      <w:pPr>
-        <w:pStyle w:val="ListParagraph"/>
-        <w:numPr>
-          <w:ilvl w:val="0"/>
-          <w:numId w:val="1"/>
-        </w:numPr>
-        <w:spacing w:after="60"/>
-      </w:pPr>
-      <w:r>
-        <w:t xml:space="preserve">China's rare-earth export curbs (2025-26) are already driving real price/demand dynamics in India's favor, independent of company-specific execution</w:t>
+        <w:t xml:space="preserve">Structural, government-backed tailwind (REPM 'mine-to-magnet' scheme, Rs 7,280 Cr) directly targets the rare-earth-magnet value chain this company already operates in; PML has submitted a bid</w:t>
+      </w:r>
+    </w:p>
+    <w:p>
+      <w:pPr>
+        <w:pStyle w:val="ListParagraph"/>
+        <w:numPr>
+          <w:ilvl w:val="0"/>
+          <w:numId w:val="1"/>
+        </w:numPr>
+        <w:spacing w:after="60"/>
+      </w:pPr>
+      <w:r>
+        <w:t xml:space="preserve">Company-specific proof point now on the board: subsidiary Quantum Magnetics received ECMS approval (Aug 2026) for Neodymium magnet manufacturing — no longer purely thematic</w:t>
+      </w:r>
+    </w:p>
+    <w:p>
+      <w:pPr>
+        <w:pStyle w:val="ListParagraph"/>
+        <w:numPr>
+          <w:ilvl w:val="0"/>
+          <w:numId w:val="1"/>
+        </w:numPr>
+        <w:spacing w:after="60"/>
+      </w:pPr>
+      <w:r>
+        <w:t xml:space="preserve">China's rare-earth export curbs (2025-26) are driving real price/demand dynamics in India's favor, independent of company-specific execution</w:t>
       </w:r>
     </w:p>
     <w:p>
@@ -491,6 +2954,19 @@
       </w:pPr>
       <w:r>
         <w:t xml:space="preserve">Long-standing defense/aerospace credibility (ISRO Chandrayaan components, current-sensing shunts for smart meters) gives a base business to fund the optionality</w:t>
+      </w:r>
+    </w:p>
+    <w:p>
+      <w:pPr>
+        <w:pStyle w:val="ListParagraph"/>
+        <w:numPr>
+          <w:ilvl w:val="0"/>
+          <w:numId w:val="1"/>
+        </w:numPr>
+        <w:spacing w:after="60"/>
+      </w:pPr>
+      <w:r>
+        <w:t xml:space="preserve">Alloys division new capacity is commissioned and driving the +19% Q1 FY27 top line</w:t>
       </w:r>
     </w:p>
     <w:p>
@@ -512,46 +2988,72 @@
         <w:spacing w:after="60"/>
       </w:pPr>
       <w:r>
-        <w:t xml:space="preserve">Trailing AND recent fundamentals are both weak — flat YoY revenue, compressing margins, and tariff-hit exports per a trusted user's own Feb-2026 assessment, not just an old average masking a new inflection</w:t>
-      </w:r>
-    </w:p>
-    <w:p>
-      <w:pPr>
-        <w:pStyle w:val="ListParagraph"/>
-        <w:numPr>
-          <w:ilvl w:val="0"/>
-          <w:numId w:val="1"/>
-        </w:numPr>
-        <w:spacing w:after="60"/>
-      </w:pPr>
-      <w:r>
-        <w:t xml:space="preserve">No confirmed evidence yet that Permanent Magnets specifically (versus the broader Indian rare-earth-magnet ecosystem) has secured REPM-scheme allocation or contracts — the thesis is thematic, not yet company-specific</w:t>
-      </w:r>
-    </w:p>
-    <w:p>
-      <w:pPr>
-        <w:pStyle w:val="ListParagraph"/>
-        <w:numPr>
-          <w:ilvl w:val="0"/>
-          <w:numId w:val="1"/>
-        </w:numPr>
-        <w:spacing w:after="60"/>
-      </w:pPr>
-      <w:r>
-        <w:t xml:space="preserve">PAT has been volatile (one quarter down ~50% YoY) and the EV-magnet growth driver has repeatedly disappointed relative to expectations since 2023</w:t>
-      </w:r>
-    </w:p>
-    <w:p>
-      <w:pPr>
-        <w:pStyle w:val="ListParagraph"/>
-        <w:numPr>
-          <w:ilvl w:val="0"/>
-          <w:numId w:val="1"/>
-        </w:numPr>
-        <w:spacing w:after="60"/>
-      </w:pPr>
-      <w:r>
-        <w:t xml:space="preserve">Magnet-less EV motor technology (e.g., Sona Comstar) was flagged as a nascent but real long-term substitution risk to the automotive magnet business</w:t>
+        <w:t xml:space="preserve">Q1 FY27 confirmed weakness rather than an inflection: revenue +19% YoY but EBITDA margin down to ~18.5% and PAT -14% YoY; three straight years of falling PAT (Rs 20 -&gt; 16 -&gt; 15 Cr)</w:t>
+      </w:r>
+    </w:p>
+    <w:p>
+      <w:pPr>
+        <w:pStyle w:val="ListParagraph"/>
+        <w:numPr>
+          <w:ilvl w:val="0"/>
+          <w:numId w:val="1"/>
+        </w:numPr>
+        <w:spacing w:after="60"/>
+      </w:pPr>
+      <w:r>
+        <w:t xml:space="preserve">No confirmed REPM-scheme allocation — bids from 20 applicants opened Aug 2026, only 5 will be selected; the flagship catalyst is still binary and unowned</w:t>
+      </w:r>
+    </w:p>
+    <w:p>
+      <w:pPr>
+        <w:pStyle w:val="ListParagraph"/>
+        <w:numPr>
+          <w:ilvl w:val="0"/>
+          <w:numId w:val="1"/>
+        </w:numPr>
+        <w:spacing w:after="60"/>
+      </w:pPr>
+      <w:r>
+        <w:t xml:space="preserve">Rare-earth/NdFeB magnet revenue was zero in FY26; the Rs 80-100 Cr capex to build it is funded partly by debt (now ~Rs 88 Cr) and explicitly-flagged equity dilution</w:t>
+      </w:r>
+    </w:p>
+    <w:p>
+      <w:pPr>
+        <w:pStyle w:val="ListParagraph"/>
+        <w:numPr>
+          <w:ilvl w:val="0"/>
+          <w:numId w:val="1"/>
+        </w:numPr>
+        <w:spacing w:after="60"/>
+      </w:pPr>
+      <w:r>
+        <w:t xml:space="preserve">Relays (high-margin) commercial ramp slipped to H2 FY27; Quantum Phase-2 slipped to Q3 FY27 — execution timelines have repeatedly moved right</w:t>
+      </w:r>
+    </w:p>
+    <w:p>
+      <w:pPr>
+        <w:pStyle w:val="ListParagraph"/>
+        <w:numPr>
+          <w:ilvl w:val="0"/>
+          <w:numId w:val="1"/>
+        </w:numPr>
+        <w:spacing w:after="60"/>
+      </w:pPr>
+      <w:r>
+        <w:t xml:space="preserve">~57x trailing P/E already prices heavy optionality onto a company earning ~Rs 15 Cr and with declining ROCE (~14%) / ROE (10.5%)</w:t>
+      </w:r>
+    </w:p>
+    <w:p>
+      <w:pPr>
+        <w:pStyle w:val="ListParagraph"/>
+        <w:numPr>
+          <w:ilvl w:val="0"/>
+          <w:numId w:val="1"/>
+        </w:numPr>
+        <w:spacing w:after="60"/>
+      </w:pPr>
+      <w:r>
+        <w:t xml:space="preserve">Magnet-less EV motor technology (e.g., Sona Comstar) is a nascent but real long-term substitution risk to the automotive magnet business</w:t>
       </w:r>
     </w:p>
     <w:p>
@@ -572,7 +3074,7 @@
           <w:b/>
           <w:bCs/>
         </w:rPr>
-        <w:t xml:space="preserve">Small-cap (~Rs 717 Cr)</w:t>
+        <w:t xml:space="preserve">Small-cap (~Rs 761 Cr)</w:t>
       </w:r>
     </w:p>
     <w:p>
@@ -595,7 +3097,35 @@
           <w:sz w:val="24"/>
           <w:szCs w:val="24"/>
         </w:rPr>
-        <w:t xml:space="preserve">10x-in-2-3-years</w:t>
+        <w:t xml:space="preserve">neither</w:t>
+      </w:r>
+    </w:p>
+    <w:p>
+      <w:pPr>
+        <w:spacing w:after="120"/>
+      </w:pPr>
+      <w:r>
+        <w:rPr>
+          <w:color w:val="666666"/>
+          <w:sz w:val="20"/>
+          <w:szCs w:val="20"/>
+        </w:rPr>
+        <w:t xml:space="preserve">4-box gate — tailwind: yes · TAM: weak · moat: weak · valuation: no  (score 2 / 4)</w:t>
+      </w:r>
+    </w:p>
+    <w:p>
+      <w:pPr>
+        <w:spacing w:after="120"/>
+      </w:pPr>
+      <w:r>
+        <w:rPr>
+          <w:i/>
+          <w:iCs/>
+          <w:color w:val="666666"/>
+          <w:sz w:val="20"/>
+          <w:szCs w:val="20"/>
+        </w:rPr>
+        <w:t xml:space="preserve">tailwind yes — REPM Rs 7,280 Cr scheme + China curbs + Quantum ECMS approval is a real, government-scale structural driver. tam weak — rare-earth revenue is zero and no REPM allocation is won, so the addressable opportunity is thematic, not proven. moat weak — ISRO/defense credentials are modest, offset by magnet-less-motor substitution risk. valuation no — ~57x trailing on a company with declining PAT and ROCE fully prices the optionality. Score 2.0, no written exception (valuation box is 'no', growth not un-ignorable given PAT is falling) -&gt; thesis_fit 'neither'.</w:t>
       </w:r>
     </w:p>
     <w:p>
@@ -618,46 +3148,59 @@
           <w:sz w:val="24"/>
           <w:szCs w:val="24"/>
         </w:rPr>
-        <w:t xml:space="preserve">A real, government-scale structural catalyst (rare-earth self-sufficiency) sitting on top of a company with genuinely weak current execution and no confirmed scheme allocation yet</w:t>
-      </w:r>
-    </w:p>
-    <w:p>
-      <w:pPr>
-        <w:pStyle w:val="ListParagraph"/>
-        <w:numPr>
-          <w:ilvl w:val="0"/>
-          <w:numId w:val="1"/>
-        </w:numPr>
-        <w:spacing w:after="60"/>
-      </w:pPr>
-      <w:r>
-        <w:t xml:space="preserve">Per the project's inflection rule, this is the harder case — a small-cap with a credible, specific, high-conviction-adjacent catalyst (REPM scheme, China export curbs) but without yet a confirming recent-quarter improvement in the company's own numbers, so it merits 10x-in-2-3-years at Low conviction with the caveat explicit</w:t>
-      </w:r>
-    </w:p>
-    <w:p>
-      <w:pPr>
-        <w:pStyle w:val="ListParagraph"/>
-        <w:numPr>
-          <w:ilvl w:val="0"/>
-          <w:numId w:val="1"/>
-        </w:numPr>
-        <w:spacing w:after="60"/>
-      </w:pPr>
-      <w:r>
-        <w:t xml:space="preserve">A trusted user (siddybee) made almost exactly this argument directly — weak fundamentals, real optionality, unconfirmed — which supports keeping this in the 'unconfirmed inflection' bucket rather than filtering it out</w:t>
-      </w:r>
-    </w:p>
-    <w:p>
-      <w:pPr>
-        <w:pStyle w:val="ListParagraph"/>
-        <w:numPr>
-          <w:ilvl w:val="0"/>
-          <w:numId w:val="1"/>
-        </w:numPr>
-        <w:spacing w:after="60"/>
-      </w:pPr>
-      <w:r>
-        <w:t xml:space="preserve">Needs a confirming data point (an actual REPM-scheme contract or allocation specific to this company, or a margin/revenue inflection) before conviction should move past Low</w:t>
+        <w:t xml:space="preserve">A government-scale structural catalyst (rare-earth self-sufficiency) sitting on top of a company whose Q1 FY27 print confirmed weak execution — PAT still falling, margins compressed, key projects delayed, no REPM allocation won, rare-earth revenue still zero</w:t>
+      </w:r>
+    </w:p>
+    <w:p>
+      <w:pPr>
+        <w:pStyle w:val="ListParagraph"/>
+        <w:numPr>
+          <w:ilvl w:val="0"/>
+          <w:numId w:val="1"/>
+        </w:numPr>
+        <w:spacing w:after="60"/>
+      </w:pPr>
+      <w:r>
+        <w:t xml:space="preserve">Pre-pass this was held at 10x-in-2-3-years / Low under the small-cap inflection rule, pending a confirming recent quarter. The Q1 FY27 quarter (Aug 2026) went the other way: +19% revenue but -14% PAT, margin compression, and slipped Relays/Quantum timelines. Weak trailing average + weak confirming quarter + still-thematic catalyst -&gt; thesis_fit drops to 'neither'.</w:t>
+      </w:r>
+    </w:p>
+    <w:p>
+      <w:pPr>
+        <w:pStyle w:val="ListParagraph"/>
+        <w:numPr>
+          <w:ilvl w:val="0"/>
+          <w:numId w:val="1"/>
+        </w:numPr>
+        <w:spacing w:after="60"/>
+      </w:pPr>
+      <w:r>
+        <w:t xml:space="preserve">four_box score 2.0 (tailwind yes; tam weak — zero rare-earth revenue and no confirmed allocation; moat weak; valuation no at ~57x on declining earnings). No written exception applies (valuation box is 'no', growth is not un-ignorable given PAT is falling), so 'neither' is the hard call.</w:t>
+      </w:r>
+    </w:p>
+    <w:p>
+      <w:pPr>
+        <w:pStyle w:val="ListParagraph"/>
+        <w:numPr>
+          <w:ilvl w:val="0"/>
+          <w:numId w:val="1"/>
+        </w:numPr>
+        <w:spacing w:after="60"/>
+      </w:pPr>
+      <w:r>
+        <w:t xml:space="preserve">Conviction stays Low. What would move it: PML winning a REPM allocation (bid results due within ~3-6 months), Quantum Phase-2 commissioning on the revised Q3 FY27 schedule, or a genuine margin/PAT inflection. The Quantum ECMS approval is a real incremental positive but is a small scheme win, not revenue.</w:t>
+      </w:r>
+    </w:p>
+    <w:p>
+      <w:pPr>
+        <w:pStyle w:val="ListParagraph"/>
+        <w:numPr>
+          <w:ilvl w:val="0"/>
+          <w:numId w:val="1"/>
+        </w:numPr>
+        <w:spacing w:after="60"/>
+      </w:pPr>
+      <w:r>
+        <w:t xml:space="preserve">A trusted user (siddybee) made almost exactly the 'weak fundamentals, real but unconfirmed optionality' argument directly — which keeps this on the watch list rather than screened out, but does not support a return-magnitude label yet.</w:t>
       </w:r>
     </w:p>
     <w:p>

--- a/projects/valuepickr-open-screen/docs/Permanent Magnets.docx
+++ b/projects/valuepickr-open-screen/docs/Permanent Magnets.docx
@@ -3219,6 +3219,187 @@
           <w:szCs w:val="18"/>
         </w:rPr>
         <w:t xml:space="preserve">This is independent research and analysis for informational purposes only, not personalized financial or investment advice. Past multi-bagger performance and forum/social sentiment are not indicators of future returns. Do your own due diligence before investing.</w:t>
+      </w:r>
+    </w:p>
+    <w:p/>
+    <w:p>
+      <w:r>
+        <w:rPr>
+          <w:b/>
+          <w:sz w:val="28"/>
+        </w:rPr>
+        <w:t>🔄 RESEARCH UPDATE - 2026-10-05</w:t>
+      </w:r>
+    </w:p>
+    <w:p>
+      <w:r>
+        <w:rPr>
+          <w:b/>
+        </w:rPr>
+        <w:t>📊 Key Metrics:</w:t>
+      </w:r>
+    </w:p>
+    <w:p>
+      <w:pPr>
+        <w:ind w:left="360"/>
+      </w:pPr>
+      <w:r>
+        <w:t xml:space="preserve">  • Company: Permanent Magnets Ltd</w:t>
+      </w:r>
+    </w:p>
+    <w:p>
+      <w:pPr>
+        <w:ind w:left="360"/>
+      </w:pPr>
+      <w:r>
+        <w:t xml:space="preserve">  • Conviction: Not rated</w:t>
+      </w:r>
+    </w:p>
+    <w:p>
+      <w:pPr>
+        <w:ind w:left="360"/>
+      </w:pPr>
+      <w:r>
+        <w:t xml:space="preserve">  • Thesis: neither</w:t>
+      </w:r>
+    </w:p>
+    <w:p>
+      <w:pPr>
+        <w:ind w:left="360"/>
+      </w:pPr>
+      <w:r>
+        <w:t xml:space="preserve">  • 4-Box Score: 2.0</w:t>
+      </w:r>
+    </w:p>
+    <w:p>
+      <w:pPr>
+        <w:ind w:left="360"/>
+      </w:pPr>
+      <w:r>
+        <w:t xml:space="preserve">  • Research Date: 2026-09-08</w:t>
+      </w:r>
+    </w:p>
+    <w:p>
+      <w:pPr>
+        <w:ind w:left="360"/>
+      </w:pPr>
+      <w:r>
+        <w:t xml:space="preserve">  • Red Flag: None</w:t>
+      </w:r>
+    </w:p>
+    <w:p/>
+    <w:p>
+      <w:r>
+        <w:rPr>
+          <w:b/>
+        </w:rPr>
+        <w:t>📝 Verdict:</w:t>
+      </w:r>
+    </w:p>
+    <w:p>
+      <w:pPr>
+        <w:ind w:left="360"/>
+      </w:pPr>
+      <w:r>
+        <w:t>A government-scale structural catalyst (rare-earth self-sufficiency) sitting on top of a company whose Q1 FY27 print confirmed weak execution — PAT still falling, margins compressed, key projects delayed, no REPM allocation won, rare-earth revenue still zero</w:t>
+      </w:r>
+    </w:p>
+    <w:p/>
+    <w:p>
+      <w:r>
+        <w:rPr>
+          <w:b/>
+        </w:rPr>
+        <w:t>📈 Bull Case:</w:t>
+      </w:r>
+    </w:p>
+    <w:p>
+      <w:pPr>
+        <w:ind w:left="360"/>
+      </w:pPr>
+      <w:r>
+        <w:t>Structural, government-backed tailwind (REPM 'mine-to-magnet' scheme, Rs 7,280 Cr) directly targets the rare-earth-magnet value chain this company already operates in; PML has submitted a bid</w:t>
+      </w:r>
+    </w:p>
+    <w:p>
+      <w:pPr>
+        <w:ind w:left="360"/>
+      </w:pPr>
+      <w:r>
+        <w:t>Company-specific proof point now on the board: subsidiary Quantum Magnetics received ECMS approval (Aug 2026) for Neodymium magnet manufacturing — no longer purely thematic</w:t>
+      </w:r>
+    </w:p>
+    <w:p>
+      <w:pPr>
+        <w:ind w:left="360"/>
+      </w:pPr>
+      <w:r>
+        <w:t>China's rare-earth export curbs (2025-26) are driving real price/demand dynamics in India's favor, independent of company-specific execution</w:t>
+      </w:r>
+    </w:p>
+    <w:p>
+      <w:pPr>
+        <w:ind w:left="360"/>
+      </w:pPr>
+      <w:r>
+        <w:t>Long-standing defense/aerospace credibility (ISRO Chandrayaan components, current-sensing shunts for smart meters) gives a base business to fund the optionality</w:t>
+      </w:r>
+    </w:p>
+    <w:p>
+      <w:pPr>
+        <w:ind w:left="360"/>
+      </w:pPr>
+      <w:r>
+        <w:t>Alloys division new capacity is commissioned and driving the +19% Q1 FY27 top line</w:t>
+      </w:r>
+    </w:p>
+    <w:p/>
+    <w:p>
+      <w:r>
+        <w:rPr>
+          <w:b/>
+        </w:rPr>
+        <w:t>📉 Bear Case:</w:t>
+      </w:r>
+    </w:p>
+    <w:p>
+      <w:pPr>
+        <w:ind w:left="360"/>
+      </w:pPr>
+      <w:r>
+        <w:t>Q1 FY27 confirmed weakness rather than an inflection: revenue +19% YoY but EBITDA margin down to ~18.5% and PAT -14% YoY; three straight years of falling PAT (Rs 20 -&gt; 16 -&gt; 15 Cr)</w:t>
+      </w:r>
+    </w:p>
+    <w:p>
+      <w:pPr>
+        <w:ind w:left="360"/>
+      </w:pPr>
+      <w:r>
+        <w:t>No confirmed REPM-scheme allocation — bids from 20 applicants opened Aug 2026, only 5 will be selected; the flagship catalyst is still binary and unowned</w:t>
+      </w:r>
+    </w:p>
+    <w:p>
+      <w:pPr>
+        <w:ind w:left="360"/>
+      </w:pPr>
+      <w:r>
+        <w:t>Rare-earth/NdFeB magnet revenue was zero in FY26; the Rs 80-100 Cr capex to build it is funded partly by debt (now ~Rs 88 Cr) and explicitly-flagged equity dilution</w:t>
+      </w:r>
+    </w:p>
+    <w:p>
+      <w:pPr>
+        <w:ind w:left="360"/>
+      </w:pPr>
+      <w:r>
+        <w:t>Relays (high-margin) commercial ramp slipped to H2 FY27; Quantum Phase-2 slipped to Q3 FY27 — execution timelines have repeatedly moved right</w:t>
+      </w:r>
+    </w:p>
+    <w:p>
+      <w:pPr>
+        <w:ind w:left="360"/>
+      </w:pPr>
+      <w:r>
+        <w:t>~57x trailing P/E already prices heavy optionality onto a company earning ~Rs 15 Cr and with declining ROCE (~14%) / ROE (10.5%)</w:t>
       </w:r>
     </w:p>
     <w:sectPr>
